--- a/BIOBUZZ_TeleOp_Online_Quick_Start.docx
+++ b/BIOBUZZ_TeleOp_Online_Quick_Start.docx
@@ -67,7 +67,7 @@
         </w:rPr>
         <w:t xml:space="preserve">TeleOp simulator:  </w:t>
       </w:r>
-      <w:hyperlink w:history="1" r:id="rIduba2pbvplk22ot-kdsxbe">
+      <w:hyperlink w:history="1" r:id="rIdpqrf14is1jnyj1fh77514">
         <w:r>
           <w:rPr>
             <w:rStyle w:val="Hyperlink"/>
@@ -87,7 +87,7 @@
         </w:rPr>
         <w:t xml:space="preserve">Full match (AUTO + TeleOp):  </w:t>
       </w:r>
-      <w:hyperlink w:history="1" r:id="rIdeiprlzlk7hxtqplqtc1wo">
+      <w:hyperlink w:history="1" r:id="rIdbkvpjw2xnshjdr05ciso4">
         <w:r>
           <w:rPr>
             <w:rStyle w:val="Hyperlink"/>
@@ -1362,7 +1362,7 @@
               <w:keepNext w:val="false"/>
             </w:pPr>
             <w:r>
-              <w:t xml:space="preserve">D-pad ◀ ▶ / ▲</w:t>
+              <w:t xml:space="preserve">D-pad ◀ ▶</w:t>
             </w:r>
           </w:p>
         </w:tc>
@@ -1387,7 +1387,7 @@
               <w:keepNext w:val="false"/>
             </w:pPr>
             <w:r>
-              <w:t xml:space="preserve">Turret left / right (hold) / straight ahead</w:t>
+              <w:t xml:space="preserve">Aim left / right (hold) – turret, or turns a fixed shooter</w:t>
             </w:r>
           </w:p>
         </w:tc>
@@ -1412,7 +1412,7 @@
               <w:keepNext w:val="false"/>
             </w:pPr>
             <w:r>
-              <w:t xml:space="preserve">Operator: same · ▼ flywheel off</w:t>
+              <w:t xml:space="preserve">Operator: same</w:t>
             </w:r>
           </w:p>
         </w:tc>
@@ -1443,7 +1443,7 @@
               <w:keepNext w:val="false"/>
             </w:pPr>
             <w:r>
-              <w:t xml:space="preserve">□ / X</w:t>
+              <w:t xml:space="preserve">D-pad ▲ ▼</w:t>
             </w:r>
           </w:p>
         </w:tc>
@@ -1468,7 +1468,7 @@
               <w:keepNext w:val="false"/>
             </w:pPr>
             <w:r>
-              <w:t xml:space="preserve">Place POLLEN in a flower</w:t>
+              <w:t xml:space="preserve">Aim farther / shorter – flywheel faster / slower</w:t>
             </w:r>
           </w:p>
         </w:tc>
@@ -1493,7 +1493,7 @@
               <w:keepNext w:val="false"/>
             </w:pPr>
             <w:r>
-              <w:t xml:space="preserve">Operator: place POLLEN</w:t>
+              <w:t xml:space="preserve">Operator: same</w:t>
             </w:r>
           </w:p>
         </w:tc>
@@ -1524,6 +1524,168 @@
               <w:keepNext w:val="false"/>
             </w:pPr>
             <w:r>
+              <w:t xml:space="preserve">L3 / R3 (press stick)</w:t>
+            </w:r>
+          </w:p>
+        </w:tc>
+        <w:tc>
+          <w:tcPr>
+            <w:tcW w:type="dxa" w:w="3500"/>
+            <w:tcBorders>
+              <w:top w:val="single" w:color="C9D2E0" w:sz="4"/>
+              <w:left w:val="single" w:color="C9D2E0" w:sz="4"/>
+              <w:bottom w:val="single" w:color="C9D2E0" w:sz="4"/>
+              <w:right w:val="single" w:color="C9D2E0" w:sz="4"/>
+            </w:tcBorders>
+            <w:tcMar>
+              <w:top w:type="dxa" w:w="70"/>
+              <w:left w:type="dxa" w:w="110"/>
+              <w:bottom w:type="dxa" w:w="70"/>
+              <w:right w:type="dxa" w:w="110"/>
+            </w:tcMar>
+          </w:tcPr>
+          <w:p>
+            <w:pPr>
+              <w:keepNext w:val="false"/>
+            </w:pPr>
+            <w:r>
+              <w:t xml:space="preserve">Automatic flywheel speed / turret straight ahead</w:t>
+            </w:r>
+          </w:p>
+        </w:tc>
+        <w:tc>
+          <w:tcPr>
+            <w:tcW w:type="dxa" w:w="3720"/>
+            <w:tcBorders>
+              <w:top w:val="single" w:color="C9D2E0" w:sz="4"/>
+              <w:left w:val="single" w:color="C9D2E0" w:sz="4"/>
+              <w:bottom w:val="single" w:color="C9D2E0" w:sz="4"/>
+              <w:right w:val="single" w:color="C9D2E0" w:sz="4"/>
+            </w:tcBorders>
+            <w:tcMar>
+              <w:top w:type="dxa" w:w="70"/>
+              <w:left w:type="dxa" w:w="110"/>
+              <w:bottom w:type="dxa" w:w="70"/>
+              <w:right w:type="dxa" w:w="110"/>
+            </w:tcMar>
+          </w:tcPr>
+          <w:p>
+            <w:pPr>
+              <w:keepNext w:val="false"/>
+            </w:pPr>
+            <w:r>
+              <w:t xml:space="preserve">Operator: same · Share/Back flywheel off</w:t>
+            </w:r>
+          </w:p>
+        </w:tc>
+      </w:tr>
+      <w:tr>
+        <w:trPr>
+          <w:cantSplit/>
+          <w:tblHeader w:val="false"/>
+        </w:trPr>
+        <w:tc>
+          <w:tcPr>
+            <w:tcW w:type="dxa" w:w="2500"/>
+            <w:tcBorders>
+              <w:top w:val="single" w:color="C9D2E0" w:sz="4"/>
+              <w:left w:val="single" w:color="C9D2E0" w:sz="4"/>
+              <w:bottom w:val="single" w:color="C9D2E0" w:sz="4"/>
+              <w:right w:val="single" w:color="C9D2E0" w:sz="4"/>
+            </w:tcBorders>
+            <w:tcMar>
+              <w:top w:type="dxa" w:w="70"/>
+              <w:left w:type="dxa" w:w="110"/>
+              <w:bottom w:type="dxa" w:w="70"/>
+              <w:right w:type="dxa" w:w="110"/>
+            </w:tcMar>
+          </w:tcPr>
+          <w:p>
+            <w:pPr>
+              <w:keepNext w:val="false"/>
+            </w:pPr>
+            <w:r>
+              <w:t xml:space="preserve">□ / X</w:t>
+            </w:r>
+          </w:p>
+        </w:tc>
+        <w:tc>
+          <w:tcPr>
+            <w:tcW w:type="dxa" w:w="3500"/>
+            <w:tcBorders>
+              <w:top w:val="single" w:color="C9D2E0" w:sz="4"/>
+              <w:left w:val="single" w:color="C9D2E0" w:sz="4"/>
+              <w:bottom w:val="single" w:color="C9D2E0" w:sz="4"/>
+              <w:right w:val="single" w:color="C9D2E0" w:sz="4"/>
+            </w:tcBorders>
+            <w:tcMar>
+              <w:top w:type="dxa" w:w="70"/>
+              <w:left w:type="dxa" w:w="110"/>
+              <w:bottom w:type="dxa" w:w="70"/>
+              <w:right w:type="dxa" w:w="110"/>
+            </w:tcMar>
+          </w:tcPr>
+          <w:p>
+            <w:pPr>
+              <w:keepNext w:val="false"/>
+            </w:pPr>
+            <w:r>
+              <w:t xml:space="preserve">Place POLLEN in a flower</w:t>
+            </w:r>
+          </w:p>
+        </w:tc>
+        <w:tc>
+          <w:tcPr>
+            <w:tcW w:type="dxa" w:w="3720"/>
+            <w:tcBorders>
+              <w:top w:val="single" w:color="C9D2E0" w:sz="4"/>
+              <w:left w:val="single" w:color="C9D2E0" w:sz="4"/>
+              <w:bottom w:val="single" w:color="C9D2E0" w:sz="4"/>
+              <w:right w:val="single" w:color="C9D2E0" w:sz="4"/>
+            </w:tcBorders>
+            <w:tcMar>
+              <w:top w:type="dxa" w:w="70"/>
+              <w:left w:type="dxa" w:w="110"/>
+              <w:bottom w:type="dxa" w:w="70"/>
+              <w:right w:type="dxa" w:w="110"/>
+            </w:tcMar>
+          </w:tcPr>
+          <w:p>
+            <w:pPr>
+              <w:keepNext w:val="false"/>
+            </w:pPr>
+            <w:r>
+              <w:t xml:space="preserve">Operator: place POLLEN</w:t>
+            </w:r>
+          </w:p>
+        </w:tc>
+      </w:tr>
+      <w:tr>
+        <w:trPr>
+          <w:cantSplit/>
+          <w:tblHeader w:val="false"/>
+        </w:trPr>
+        <w:tc>
+          <w:tcPr>
+            <w:tcW w:type="dxa" w:w="2500"/>
+            <w:tcBorders>
+              <w:top w:val="single" w:color="C9D2E0" w:sz="4"/>
+              <w:left w:val="single" w:color="C9D2E0" w:sz="4"/>
+              <w:bottom w:val="single" w:color="C9D2E0" w:sz="4"/>
+              <w:right w:val="single" w:color="C9D2E0" w:sz="4"/>
+            </w:tcBorders>
+            <w:tcMar>
+              <w:top w:type="dxa" w:w="70"/>
+              <w:left w:type="dxa" w:w="110"/>
+              <w:bottom w:type="dxa" w:w="70"/>
+              <w:right w:type="dxa" w:w="110"/>
+            </w:tcMar>
+          </w:tcPr>
+          <w:p>
+            <w:pPr>
+              <w:keepNext w:val="false"/>
+            </w:pPr>
+            <w:r>
               <w:t xml:space="preserve">Share/Back · Options/Start</w:t>
             </w:r>
           </w:p>
@@ -1633,6 +1795,135 @@
       </w:r>
       <w:r>
         <w:t xml:space="preserve"> fires everything you hold.</w:t>
+      </w:r>
+    </w:p>
+    <w:p>
+      <w:pPr>
+        <w:pStyle w:val="Heading2"/>
+        <w:keepNext/>
+        <w:keepLines/>
+        <w:spacing w:after="100" w:before="220"/>
+      </w:pPr>
+      <w:r>
+        <w:t xml:space="preserve">Aiming</w:t>
+      </w:r>
+    </w:p>
+    <w:p>
+      <w:pPr>
+        <w:spacing w:after="120"/>
+      </w:pPr>
+      <w:r>
+        <w:t xml:space="preserve">While your robot holds POLLEN or NECTAR, a </w:t>
+      </w:r>
+      <w:r>
+        <w:rPr>
+          <w:b/>
+          <w:bCs/>
+        </w:rPr>
+        <w:t xml:space="preserve">dashed aim path</w:t>
+      </w:r>
+      <w:r>
+        <w:t xml:space="preserve"> shows where a launch would go – </w:t>
+      </w:r>
+      <w:r>
+        <w:rPr>
+          <w:b/>
+          <w:bCs/>
+        </w:rPr>
+        <w:t xml:space="preserve">green</w:t>
+      </w:r>
+      <w:r>
+        <w:t xml:space="preserve"> = it goes in, </w:t>
+      </w:r>
+      <w:r>
+        <w:rPr>
+          <w:b/>
+          <w:bCs/>
+        </w:rPr>
+        <w:t xml:space="preserve">orange</w:t>
+      </w:r>
+      <w:r>
+        <w:t xml:space="preserve"> = it won’t, </w:t>
+      </w:r>
+      <w:r>
+        <w:rPr>
+          <w:b/>
+          <w:bCs/>
+        </w:rPr>
+        <w:t xml:space="preserve">grey</w:t>
+      </w:r>
+      <w:r>
+        <w:t xml:space="preserve"> = flywheel off (2-D and 3-D; turn it off with </w:t>
+      </w:r>
+      <w:r>
+        <w:rPr>
+          <w:b/>
+          <w:bCs/>
+        </w:rPr>
+        <w:t xml:space="preserve">Aim path</w:t>
+      </w:r>
+      <w:r>
+        <w:t xml:space="preserve">). </w:t>
+      </w:r>
+      <w:r>
+        <w:rPr>
+          <w:b/>
+          <w:bCs/>
+        </w:rPr>
+        <w:t xml:space="preserve">Robot status</w:t>
+      </w:r>
+      <w:r>
+        <w:t xml:space="preserve"> says what to fix (</w:t>
+      </w:r>
+      <w:r>
+        <w:rPr>
+          <w:i/>
+          <w:iCs/>
+        </w:rPr>
+        <w:t xml:space="preserve">aim 12° more to the left</w:t>
+      </w:r>
+      <w:r>
+        <w:t xml:space="preserve">, </w:t>
+      </w:r>
+      <w:r>
+        <w:rPr>
+          <w:i/>
+          <w:iCs/>
+        </w:rPr>
+        <w:t xml:space="preserve">move into the launch zone</w:t>
+      </w:r>
+      <w:r>
+        <w:t xml:space="preserve">, </w:t>
+      </w:r>
+      <w:r>
+        <w:rPr>
+          <w:i/>
+          <w:iCs/>
+        </w:rPr>
+        <w:t xml:space="preserve">falls short – needs about 2,300 RPM</w:t>
+      </w:r>
+      <w:r>
+        <w:t xml:space="preserve">). Aim with the </w:t>
+      </w:r>
+      <w:r>
+        <w:rPr>
+          <w:b/>
+          <w:bCs/>
+        </w:rPr>
+        <w:t xml:space="preserve">D-pad</w:t>
+      </w:r>
+      <w:r>
+        <w:t xml:space="preserve">: ◀ ▶ turn the turret (or the whole robot for a fixed shooter), ▲ ▼ change the flywheel speed (manual), and </w:t>
+      </w:r>
+      <w:r>
+        <w:rPr>
+          <w:b/>
+          <w:bCs/>
+        </w:rPr>
+        <w:t xml:space="preserve">L3</w:t>
+      </w:r>
+      <w:r>
+        <w:t xml:space="preserve"> goes back to automatic speed.</w:t>
       </w:r>
     </w:p>
     <w:p>

--- a/BIOBUZZ_TeleOp_Online_Quick_Start.docx
+++ b/BIOBUZZ_TeleOp_Online_Quick_Start.docx
@@ -67,7 +67,7 @@
         </w:rPr>
         <w:t xml:space="preserve">TeleOp simulator:  </w:t>
       </w:r>
-      <w:hyperlink w:history="1" r:id="rIdpqrf14is1jnyj1fh77514">
+      <w:hyperlink w:history="1" r:id="rIdlolbo7qfbubug7mafdpbd">
         <w:r>
           <w:rPr>
             <w:rStyle w:val="Hyperlink"/>
@@ -87,7 +87,7 @@
         </w:rPr>
         <w:t xml:space="preserve">Full match (AUTO + TeleOp):  </w:t>
       </w:r>
-      <w:hyperlink w:history="1" r:id="rIdbkvpjw2xnshjdr05ciso4">
+      <w:hyperlink w:history="1" r:id="rIdneqw9q4ngdcqsuya7ui3f">
         <w:r>
           <w:rPr>
             <w:rStyle w:val="Hyperlink"/>
@@ -374,6 +374,46 @@
       </w:r>
       <w:r>
         <w:t xml:space="preserve"> – both required. The boxes stay orange until you fill them; a match won’t start without them.</w:t>
+      </w:r>
+    </w:p>
+    <w:p>
+      <w:pPr>
+        <w:pStyle w:val="ListParagraph"/>
+        <w:numPr>
+          <w:ilvl w:val="0"/>
+          <w:numId w:val="4"/>
+        </w:numPr>
+        <w:spacing w:after="60"/>
+      </w:pPr>
+      <w:r>
+        <w:rPr>
+          <w:b/>
+          <w:bCs/>
+        </w:rPr>
+        <w:t xml:space="preserve">Driving mode</w:t>
+      </w:r>
+      <w:r>
+        <w:t xml:space="preserve"> – right under the team number: </w:t>
+      </w:r>
+      <w:r>
+        <w:rPr>
+          <w:b/>
+          <w:bCs/>
+        </w:rPr>
+        <w:t xml:space="preserve">Robot-centric</w:t>
+      </w:r>
+      <w:r>
+        <w:t xml:space="preserve"> (the default – forward is the way the robot faces) or </w:t>
+      </w:r>
+      <w:r>
+        <w:rPr>
+          <w:b/>
+          <w:bCs/>
+        </w:rPr>
+        <w:t xml:space="preserve">Field-centric</w:t>
+      </w:r>
+      <w:r>
+        <w:t xml:space="preserve"> (forward is away from your drivers’ wall). Create/Back also switches it during a match.</w:t>
       </w:r>
     </w:p>
     <w:p>

--- a/BIOBUZZ_TeleOp_Online_Quick_Start.docx
+++ b/BIOBUZZ_TeleOp_Online_Quick_Start.docx
@@ -67,7 +67,7 @@
         </w:rPr>
         <w:t xml:space="preserve">TeleOp simulator:  </w:t>
       </w:r>
-      <w:hyperlink w:history="1" r:id="rIdlolbo7qfbubug7mafdpbd">
+      <w:hyperlink w:history="1" r:id="rIdtmx747d_9xl8n_f76z9ng">
         <w:r>
           <w:rPr>
             <w:rStyle w:val="Hyperlink"/>
@@ -87,7 +87,7 @@
         </w:rPr>
         <w:t xml:space="preserve">Full match (AUTO + TeleOp):  </w:t>
       </w:r>
-      <w:hyperlink w:history="1" r:id="rIdneqw9q4ngdcqsuya7ui3f">
+      <w:hyperlink w:history="1" r:id="rIdqodeghl6a_mgwwmemd49-">
         <w:r>
           <w:rPr>
             <w:rStyle w:val="Hyperlink"/>
@@ -111,7 +111,7 @@
         <w:t xml:space="preserve">Chrome, Edge or Firefox</w:t>
       </w:r>
       <w:r>
-        <w:t xml:space="preserve"> on a laptop or Chromebook – nothing to install. The first visit asks your </w:t>
+        <w:t xml:space="preserve"> on a laptop or Chromebook – nothing to install. The first visit on a computer asks your </w:t>
       </w:r>
       <w:r>
         <w:rPr>
@@ -121,7 +121,7 @@
         <w:t xml:space="preserve">team number and role</w:t>
       </w:r>
       <w:r>
-        <w:t xml:space="preserve"> once (no names or emails). </w:t>
+        <w:t xml:space="preserve"> once (no names or emails); after that, one visit a day is counted automatically. </w:t>
       </w:r>
       <w:r>
         <w:rPr>
@@ -601,7 +601,27 @@
         <w:spacing w:after="60" w:before="80"/>
       </w:pPr>
       <w:r>
-        <w:t xml:space="preserve">Your card is saved in this browser, so you only do this once.</w:t>
+        <w:t xml:space="preserve">Your card is saved in this browser, so you only do this once. Numbers are </w:t>
+      </w:r>
+      <w:r>
+        <w:rPr>
+          <w:b/>
+          <w:bCs/>
+        </w:rPr>
+        <w:t xml:space="preserve">sliders</w:t>
+      </w:r>
+      <w:r>
+        <w:t xml:space="preserve"> – drag, use the arrow keys, or click the number to type it; short choices are </w:t>
+      </w:r>
+      <w:r>
+        <w:rPr>
+          <w:b/>
+          <w:bCs/>
+        </w:rPr>
+        <w:t xml:space="preserve">tiles</w:t>
+      </w:r>
+      <w:r>
+        <w:t xml:space="preserve"> you tap.</w:t>
       </w:r>
     </w:p>
     <w:p>
@@ -2689,7 +2709,7 @@
         <w:t xml:space="preserve">Records</w:t>
       </w:r>
       <w:r>
-        <w:t xml:space="preserve"> page.</w:t>
+        <w:t xml:space="preserve"> page. Scores from before October 28, 2026 (when TeleOp started with 36 free AUTO points) aren’t shown.</w:t>
       </w:r>
     </w:p>
     <w:p>
@@ -3128,7 +3148,17 @@
         <w:spacing w:after="60"/>
       </w:pPr>
       <w:r>
-        <w:t xml:space="preserve">You see the host’s field and drive with your own controller. The host starts the match; everyone gets the results. </w:t>
+        <w:t xml:space="preserve">You see the host’s field and drive with your own controller. Each player picks their own view – 2-D, or any 3-D camera such as </w:t>
+      </w:r>
+      <w:r>
+        <w:rPr>
+          <w:b/>
+          <w:bCs/>
+        </w:rPr>
+        <w:t xml:space="preserve">Ride along</w:t>
+      </w:r>
+      <w:r>
+        <w:t xml:space="preserve"> – and their own driving mode and aim path. The host starts the match; everyone gets the results. </w:t>
       </w:r>
       <w:r>
         <w:rPr>

--- a/BIOBUZZ_TeleOp_Online_Quick_Start.docx
+++ b/BIOBUZZ_TeleOp_Online_Quick_Start.docx
@@ -67,7 +67,7 @@
         </w:rPr>
         <w:t xml:space="preserve">TeleOp simulator:  </w:t>
       </w:r>
-      <w:hyperlink w:history="1" r:id="rIdtmx747d_9xl8n_f76z9ng">
+      <w:hyperlink w:history="1" r:id="rIdw35mqvz_pjtoitogggbh0">
         <w:r>
           <w:rPr>
             <w:rStyle w:val="Hyperlink"/>
@@ -87,7 +87,7 @@
         </w:rPr>
         <w:t xml:space="preserve">Full match (AUTO + TeleOp):  </w:t>
       </w:r>
-      <w:hyperlink w:history="1" r:id="rIdqodeghl6a_mgwwmemd49-">
+      <w:hyperlink w:history="1" r:id="rIdh9clvldutd6hv5uakb-ow">
         <w:r>
           <w:rPr>
             <w:rStyle w:val="Hyperlink"/>
@@ -121,7 +121,27 @@
         <w:t xml:space="preserve">team number and role</w:t>
       </w:r>
       <w:r>
-        <w:t xml:space="preserve"> once (no names or emails); after that, one visit a day is counted automatically. </w:t>
+        <w:t xml:space="preserve"> once (no names or emails); after that, one visit a day is counted automatically. Then a one-minute </w:t>
+      </w:r>
+      <w:r>
+        <w:rPr>
+          <w:b/>
+          <w:bCs/>
+        </w:rPr>
+        <w:t xml:space="preserve">tour</w:t>
+      </w:r>
+      <w:r>
+        <w:t xml:space="preserve"> offers to show you around – the </w:t>
+      </w:r>
+      <w:r>
+        <w:rPr>
+          <w:b/>
+          <w:bCs/>
+        </w:rPr>
+        <w:t xml:space="preserve">Tour</w:t>
+      </w:r>
+      <w:r>
+        <w:t xml:space="preserve"> button at the top starts it again any time. </w:t>
       </w:r>
       <w:r>
         <w:rPr>
@@ -473,7 +493,17 @@
         <w:t xml:space="preserve">Sample TeleOp</w:t>
       </w:r>
       <w:r>
-        <w:t xml:space="preserve">, or </w:t>
+        <w:t xml:space="preserve">, or set </w:t>
+      </w:r>
+      <w:r>
+        <w:rPr>
+          <w:b/>
+          <w:bCs/>
+        </w:rPr>
+        <w:t xml:space="preserve">Java | Blocks</w:t>
+      </w:r>
+      <w:r>
+        <w:t xml:space="preserve"> and </w:t>
       </w:r>
       <w:r>
         <w:rPr>
@@ -2737,10 +2767,50 @@
           <w:b/>
           <w:bCs/>
         </w:rPr>
+        <w:t xml:space="preserve">Java or Blocks?</w:t>
+      </w:r>
+      <w:r>
+        <w:t xml:space="preserve"> Set the </w:t>
+      </w:r>
+      <w:r>
+        <w:rPr>
+          <w:b/>
+          <w:bCs/>
+        </w:rPr>
+        <w:t xml:space="preserve">Java | Blocks</w:t>
+      </w:r>
+      <w:r>
+        <w:t xml:space="preserve"> switch beside </w:t>
+      </w:r>
+      <w:r>
+        <w:rPr>
+          <w:b/>
+          <w:bCs/>
+        </w:rPr>
+        <w:t xml:space="preserve">Upload</w:t>
+      </w:r>
+      <w:r>
+        <w:t xml:space="preserve"> on your card to how your team programs.</w:t>
+      </w:r>
+    </w:p>
+    <w:p>
+      <w:pPr>
+        <w:pStyle w:val="ListParagraph"/>
+        <w:numPr>
+          <w:ilvl w:val="0"/>
+          <w:numId w:val="6"/>
+        </w:numPr>
+        <w:spacing w:after="60"/>
+      </w:pPr>
+      <w:r>
+        <w:rPr>
+          <w:b/>
+          <w:bCs/>
+        </w:rPr>
         <w:t xml:space="preserve">Upload code</w:t>
       </w:r>
       <w:r>
-        <w:t xml:space="preserve"> on your card – select your </w:t>
+        <w:t xml:space="preserve"> – Java: your </w:t>
       </w:r>
       <w:r>
         <w:rPr>
@@ -2760,7 +2830,37 @@
         <w:t xml:space="preserve">Shooter.java</w:t>
       </w:r>
       <w:r>
-        <w:t xml:space="preserve">). It runs in the simulator exactly as written; it is never saved or sent.</w:t>
+        <w:t xml:space="preserve">). Blocks: the </w:t>
+      </w:r>
+      <w:r>
+        <w:rPr>
+          <w:b/>
+          <w:bCs/>
+        </w:rPr>
+        <w:t xml:space="preserve">.blk</w:t>
+      </w:r>
+      <w:r>
+        <w:t xml:space="preserve"> file from </w:t>
+      </w:r>
+      <w:r>
+        <w:rPr>
+          <w:b/>
+          <w:bCs/>
+        </w:rPr>
+        <w:t xml:space="preserve">Download Op Mode</w:t>
+      </w:r>
+      <w:r>
+        <w:t xml:space="preserve"> in the Blocks editor. It runs in the simulator exactly as written – </w:t>
+      </w:r>
+      <w:r>
+        <w:rPr>
+          <w:b/>
+          <w:bCs/>
+        </w:rPr>
+        <w:t xml:space="preserve">View as Java</w:t>
+      </w:r>
+      <w:r>
+        <w:t xml:space="preserve"> shows how your blocks were read – and it is never saved or sent.</w:t>
       </w:r>
     </w:p>
     <w:p>

--- a/BIOBUZZ_TeleOp_Online_Quick_Start.docx
+++ b/BIOBUZZ_TeleOp_Online_Quick_Start.docx
@@ -67,7 +67,7 @@
         </w:rPr>
         <w:t xml:space="preserve">TeleOp simulator:  </w:t>
       </w:r>
-      <w:hyperlink w:history="1" r:id="rIdw35mqvz_pjtoitogggbh0">
+      <w:hyperlink w:history="1" r:id="rIdtmx747d_9xl8n_f76z9ng">
         <w:r>
           <w:rPr>
             <w:rStyle w:val="Hyperlink"/>
@@ -87,7 +87,7 @@
         </w:rPr>
         <w:t xml:space="preserve">Full match (AUTO + TeleOp):  </w:t>
       </w:r>
-      <w:hyperlink w:history="1" r:id="rIdh9clvldutd6hv5uakb-ow">
+      <w:hyperlink w:history="1" r:id="rIdqodeghl6a_mgwwmemd49-">
         <w:r>
           <w:rPr>
             <w:rStyle w:val="Hyperlink"/>
@@ -121,27 +121,7 @@
         <w:t xml:space="preserve">team number and role</w:t>
       </w:r>
       <w:r>
-        <w:t xml:space="preserve"> once (no names or emails); after that, one visit a day is counted automatically. Then a one-minute </w:t>
-      </w:r>
-      <w:r>
-        <w:rPr>
-          <w:b/>
-          <w:bCs/>
-        </w:rPr>
-        <w:t xml:space="preserve">tour</w:t>
-      </w:r>
-      <w:r>
-        <w:t xml:space="preserve"> offers to show you around – the </w:t>
-      </w:r>
-      <w:r>
-        <w:rPr>
-          <w:b/>
-          <w:bCs/>
-        </w:rPr>
-        <w:t xml:space="preserve">Tour</w:t>
-      </w:r>
-      <w:r>
-        <w:t xml:space="preserve"> button at the top starts it again any time. </w:t>
+        <w:t xml:space="preserve"> once (no names or emails); after that, one visit a day is counted automatically. </w:t>
       </w:r>
       <w:r>
         <w:rPr>
@@ -493,17 +473,7 @@
         <w:t xml:space="preserve">Sample TeleOp</w:t>
       </w:r>
       <w:r>
-        <w:t xml:space="preserve">, or set </w:t>
-      </w:r>
-      <w:r>
-        <w:rPr>
-          <w:b/>
-          <w:bCs/>
-        </w:rPr>
-        <w:t xml:space="preserve">Java | Blocks</w:t>
-      </w:r>
-      <w:r>
-        <w:t xml:space="preserve"> and </w:t>
+        <w:t xml:space="preserve">, or </w:t>
       </w:r>
       <w:r>
         <w:rPr>
@@ -2767,50 +2737,10 @@
           <w:b/>
           <w:bCs/>
         </w:rPr>
-        <w:t xml:space="preserve">Java or Blocks?</w:t>
-      </w:r>
-      <w:r>
-        <w:t xml:space="preserve"> Set the </w:t>
-      </w:r>
-      <w:r>
-        <w:rPr>
-          <w:b/>
-          <w:bCs/>
-        </w:rPr>
-        <w:t xml:space="preserve">Java | Blocks</w:t>
-      </w:r>
-      <w:r>
-        <w:t xml:space="preserve"> switch beside </w:t>
-      </w:r>
-      <w:r>
-        <w:rPr>
-          <w:b/>
-          <w:bCs/>
-        </w:rPr>
-        <w:t xml:space="preserve">Upload</w:t>
-      </w:r>
-      <w:r>
-        <w:t xml:space="preserve"> on your card to how your team programs.</w:t>
-      </w:r>
-    </w:p>
-    <w:p>
-      <w:pPr>
-        <w:pStyle w:val="ListParagraph"/>
-        <w:numPr>
-          <w:ilvl w:val="0"/>
-          <w:numId w:val="6"/>
-        </w:numPr>
-        <w:spacing w:after="60"/>
-      </w:pPr>
-      <w:r>
-        <w:rPr>
-          <w:b/>
-          <w:bCs/>
-        </w:rPr>
         <w:t xml:space="preserve">Upload code</w:t>
       </w:r>
       <w:r>
-        <w:t xml:space="preserve"> – Java: your </w:t>
+        <w:t xml:space="preserve"> on your card – select your </w:t>
       </w:r>
       <w:r>
         <w:rPr>
@@ -2830,37 +2760,7 @@
         <w:t xml:space="preserve">Shooter.java</w:t>
       </w:r>
       <w:r>
-        <w:t xml:space="preserve">). Blocks: the </w:t>
-      </w:r>
-      <w:r>
-        <w:rPr>
-          <w:b/>
-          <w:bCs/>
-        </w:rPr>
-        <w:t xml:space="preserve">.blk</w:t>
-      </w:r>
-      <w:r>
-        <w:t xml:space="preserve"> file from </w:t>
-      </w:r>
-      <w:r>
-        <w:rPr>
-          <w:b/>
-          <w:bCs/>
-        </w:rPr>
-        <w:t xml:space="preserve">Download Op Mode</w:t>
-      </w:r>
-      <w:r>
-        <w:t xml:space="preserve"> in the Blocks editor. It runs in the simulator exactly as written – </w:t>
-      </w:r>
-      <w:r>
-        <w:rPr>
-          <w:b/>
-          <w:bCs/>
-        </w:rPr>
-        <w:t xml:space="preserve">View as Java</w:t>
-      </w:r>
-      <w:r>
-        <w:t xml:space="preserve"> shows how your blocks were read – and it is never saved or sent.</w:t>
+        <w:t xml:space="preserve">). It runs in the simulator exactly as written; it is never saved or sent.</w:t>
       </w:r>
     </w:p>
     <w:p>

--- a/BIOBUZZ_TeleOp_Online_Quick_Start.docx
+++ b/BIOBUZZ_TeleOp_Online_Quick_Start.docx
@@ -67,7 +67,7 @@
         </w:rPr>
         <w:t xml:space="preserve">TeleOp simulator:  </w:t>
       </w:r>
-      <w:hyperlink w:history="1" r:id="rIdtmx747d_9xl8n_f76z9ng">
+      <w:hyperlink w:history="1" r:id="rIdo0zdmyjwb7wqxpntnmdoq">
         <w:r>
           <w:rPr>
             <w:rStyle w:val="Hyperlink"/>
@@ -87,7 +87,7 @@
         </w:rPr>
         <w:t xml:space="preserve">Full match (AUTO + TeleOp):  </w:t>
       </w:r>
-      <w:hyperlink w:history="1" r:id="rIdqodeghl6a_mgwwmemd49-">
+      <w:hyperlink w:history="1" r:id="rIdl9mpxqjg_slyg1ieasrc_">
         <w:r>
           <w:rPr>
             <w:rStyle w:val="Hyperlink"/>
@@ -121,7 +121,27 @@
         <w:t xml:space="preserve">team number and role</w:t>
       </w:r>
       <w:r>
-        <w:t xml:space="preserve"> once (no names or emails); after that, one visit a day is counted automatically. </w:t>
+        <w:t xml:space="preserve"> once (no names or emails); after that, one visit a day is counted automatically. Then a one-minute </w:t>
+      </w:r>
+      <w:r>
+        <w:rPr>
+          <w:b/>
+          <w:bCs/>
+        </w:rPr>
+        <w:t xml:space="preserve">tour</w:t>
+      </w:r>
+      <w:r>
+        <w:t xml:space="preserve"> offers to show you around – the </w:t>
+      </w:r>
+      <w:r>
+        <w:rPr>
+          <w:b/>
+          <w:bCs/>
+        </w:rPr>
+        <w:t xml:space="preserve">Tour</w:t>
+      </w:r>
+      <w:r>
+        <w:t xml:space="preserve"> button at the top starts it again any time. </w:t>
       </w:r>
       <w:r>
         <w:rPr>
@@ -228,7 +248,17 @@
         <w:t xml:space="preserve">Keyboard</w:t>
       </w:r>
       <w:r>
-        <w:t xml:space="preserve"> on the robot card: </w:t>
+        <w:t xml:space="preserve"> in the </w:t>
+      </w:r>
+      <w:r>
+        <w:rPr>
+          <w:b/>
+          <w:bCs/>
+        </w:rPr>
+        <w:t xml:space="preserve">Live controller</w:t>
+      </w:r>
+      <w:r>
+        <w:t xml:space="preserve"> panel: </w:t>
       </w:r>
       <w:r>
         <w:rPr>
@@ -335,7 +365,7 @@
         <w:spacing w:after="110" w:before="240"/>
       </w:pPr>
       <w:r>
-        <w:t xml:space="preserve">2. Set up your robot card</w:t>
+        <w:t xml:space="preserve">2. Choose your robots and set up your card</w:t>
       </w:r>
     </w:p>
     <w:p>
@@ -343,17 +373,87 @@
         <w:spacing w:after="120"/>
       </w:pPr>
       <w:r>
-        <w:t xml:space="preserve">Each of the four cards is one robot: </w:t>
-      </w:r>
-      <w:r>
-        <w:rPr>
-          <w:b/>
-          <w:bCs/>
-        </w:rPr>
-        <w:t xml:space="preserve">Red audience, Red rear, Blue audience, Blue rear</w:t>
-      </w:r>
-      <w:r>
-        <w:t xml:space="preserve"> (where it starts). Turn on your card with the switch at its top.</w:t>
+        <w:t xml:space="preserve">First choose </w:t>
+      </w:r>
+      <w:r>
+        <w:rPr>
+          <w:b/>
+          <w:bCs/>
+        </w:rPr>
+        <w:t xml:space="preserve">how many robots</w:t>
+      </w:r>
+      <w:r>
+        <w:t xml:space="preserve"> you’re simulating (</w:t>
+      </w:r>
+      <w:r>
+        <w:rPr>
+          <w:b/>
+          <w:bCs/>
+        </w:rPr>
+        <w:t xml:space="preserve">1–4</w:t>
+      </w:r>
+      <w:r>
+        <w:t xml:space="preserve">) at the top of the Robots panel – the cards stay folded until you do. With </w:t>
+      </w:r>
+      <w:r>
+        <w:rPr>
+          <w:b/>
+          <w:bCs/>
+        </w:rPr>
+        <w:t xml:space="preserve">1 robot</w:t>
+      </w:r>
+      <w:r>
+        <w:t xml:space="preserve">, pick its </w:t>
+      </w:r>
+      <w:r>
+        <w:rPr>
+          <w:b/>
+          <w:bCs/>
+        </w:rPr>
+        <w:t xml:space="preserve">starting spot</w:t>
+      </w:r>
+      <w:r>
+        <w:t xml:space="preserve"> (Red audience, Red rear, Blue audience or Blue rear); with </w:t>
+      </w:r>
+      <w:r>
+        <w:rPr>
+          <w:b/>
+          <w:bCs/>
+        </w:rPr>
+        <w:t xml:space="preserve">2</w:t>
+      </w:r>
+      <w:r>
+        <w:t xml:space="preserve">, pick </w:t>
+      </w:r>
+      <w:r>
+        <w:rPr>
+          <w:b/>
+          <w:bCs/>
+        </w:rPr>
+        <w:t xml:space="preserve">Both Red</w:t>
+      </w:r>
+      <w:r>
+        <w:t xml:space="preserve">, </w:t>
+      </w:r>
+      <w:r>
+        <w:rPr>
+          <w:b/>
+          <w:bCs/>
+        </w:rPr>
+        <w:t xml:space="preserve">Both Blue</w:t>
+      </w:r>
+      <w:r>
+        <w:t xml:space="preserve"> or </w:t>
+      </w:r>
+      <w:r>
+        <w:rPr>
+          <w:b/>
+          <w:bCs/>
+        </w:rPr>
+        <w:t xml:space="preserve">One of each</w:t>
+      </w:r>
+      <w:r>
+        <w:t xml:space="preserve">. Only those robots’ cards are shown, and only they play. Then, on each card:</w:t>
       </w:r>
     </w:p>
     <w:p>
@@ -430,20 +530,30 @@
           <w:b/>
           <w:bCs/>
         </w:rPr>
-        <w:t xml:space="preserve">Driver controller (gamepad1)</w:t>
-      </w:r>
-      <w:r>
-        <w:t xml:space="preserve"> – pick your controller. Add an </w:t>
-      </w:r>
-      <w:r>
-        <w:rPr>
-          <w:b/>
-          <w:bCs/>
-        </w:rPr>
-        <w:t xml:space="preserve">Operator controller (gamepad2)</w:t>
-      </w:r>
-      <w:r>
-        <w:t xml:space="preserve"> if your team drives with two.</w:t>
+        <w:t xml:space="preserve">TeleOp code</w:t>
+      </w:r>
+      <w:r>
+        <w:t xml:space="preserve"> – leave it empty to use the </w:t>
+      </w:r>
+      <w:r>
+        <w:rPr>
+          <w:b/>
+          <w:bCs/>
+        </w:rPr>
+        <w:t xml:space="preserve">Sample TeleOp</w:t>
+      </w:r>
+      <w:r>
+        <w:t xml:space="preserve">, or </w:t>
+      </w:r>
+      <w:r>
+        <w:rPr>
+          <w:b/>
+          <w:bCs/>
+        </w:rPr>
+        <w:t xml:space="preserve">Upload code</w:t>
+      </w:r>
+      <w:r>
+        <w:t xml:space="preserve"> to run your own (section 4).</w:t>
       </w:r>
     </w:p>
     <w:p>
@@ -460,30 +570,20 @@
           <w:b/>
           <w:bCs/>
         </w:rPr>
-        <w:t xml:space="preserve">TeleOp code</w:t>
-      </w:r>
-      <w:r>
-        <w:t xml:space="preserve"> – leave it empty to use the </w:t>
-      </w:r>
-      <w:r>
-        <w:rPr>
-          <w:b/>
-          <w:bCs/>
-        </w:rPr>
-        <w:t xml:space="preserve">Sample TeleOp</w:t>
-      </w:r>
-      <w:r>
-        <w:t xml:space="preserve">, or </w:t>
-      </w:r>
-      <w:r>
-        <w:rPr>
-          <w:b/>
-          <w:bCs/>
-        </w:rPr>
-        <w:t xml:space="preserve">Upload code</w:t>
-      </w:r>
-      <w:r>
-        <w:t xml:space="preserve"> to run your own (section 4).</w:t>
+        <w:t xml:space="preserve">Servo controls</w:t>
+      </w:r>
+      <w:r>
+        <w:t xml:space="preserve"> – the turret (how far it turns, how fast its servo swings, where the </w:t>
+      </w:r>
+      <w:r>
+        <w:rPr>
+          <w:i/>
+          <w:iCs/>
+        </w:rPr>
+        <w:t xml:space="preserve">Turret left/right</w:t>
+      </w:r>
+      <w:r>
+        <w:t xml:space="preserve"> buttons send it), the flower bar servo (down/up time) and the transfer (time to kick all 4 up and launch, flywheel spin-up).</w:t>
       </w:r>
     </w:p>
     <w:p>
@@ -500,40 +600,59 @@
           <w:b/>
           <w:bCs/>
         </w:rPr>
-        <w:t xml:space="preserve">Button setup</w:t>
-      </w:r>
-      <w:r>
-        <w:t xml:space="preserve"> – start from a sample, then change any button under </w:t>
-      </w:r>
-      <w:r>
-        <w:rPr>
-          <w:b/>
-          <w:bCs/>
-        </w:rPr>
-        <w:t xml:space="preserve">Driver buttons</w:t>
-      </w:r>
-      <w:r>
-        <w:t xml:space="preserve"> / </w:t>
-      </w:r>
-      <w:r>
-        <w:rPr>
-          <w:b/>
-          <w:bCs/>
-        </w:rPr>
-        <w:t xml:space="preserve">Operator buttons</w:t>
-      </w:r>
-      <w:r>
-        <w:t xml:space="preserve"> (the picker then says </w:t>
-      </w:r>
-      <w:r>
-        <w:rPr>
-          <w:i/>
-          <w:iCs/>
-        </w:rPr>
-        <w:t xml:space="preserve">Custom</w:t>
-      </w:r>
-      <w:r>
-        <w:t xml:space="preserve">).</w:t>
+        <w:t xml:space="preserve">Robot build and timing</w:t>
+      </w:r>
+      <w:r>
+        <w:t xml:space="preserve"> – what it handles, intake and flower times, flywheel RPM and angle, shooter type, drive motors, wheels, weight and </w:t>
+      </w:r>
+      <w:r>
+        <w:rPr>
+          <w:b/>
+          <w:bCs/>
+        </w:rPr>
+        <w:t xml:space="preserve">slow mode speed</w:t>
+      </w:r>
+      <w:r>
+        <w:t xml:space="preserve"> (0.5 = half speed).</w:t>
+      </w:r>
+    </w:p>
+    <w:p>
+      <w:pPr>
+        <w:pStyle w:val="Heading2"/>
+        <w:keepNext/>
+        <w:keepLines/>
+        <w:spacing w:after="100" w:before="220"/>
+      </w:pPr>
+      <w:r>
+        <w:t xml:space="preserve">Controllers and buttons – the Live controller panel</w:t>
+      </w:r>
+    </w:p>
+    <w:p>
+      <w:pPr>
+        <w:spacing w:after="120"/>
+      </w:pPr>
+      <w:r>
+        <w:t xml:space="preserve">The </w:t>
+      </w:r>
+      <w:r>
+        <w:rPr>
+          <w:b/>
+          <w:bCs/>
+        </w:rPr>
+        <w:t xml:space="preserve">Live controller</w:t>
+      </w:r>
+      <w:r>
+        <w:t xml:space="preserve"> panel is at the top right. Its picture shows what each button does for the robot it drives and lights up as you press. Below it, under </w:t>
+      </w:r>
+      <w:r>
+        <w:rPr>
+          <w:b/>
+          <w:bCs/>
+        </w:rPr>
+        <w:t xml:space="preserve">Controllers and buttons</w:t>
+      </w:r>
+      <w:r>
+        <w:t xml:space="preserve">:</w:t>
       </w:r>
     </w:p>
     <w:p>
@@ -541,29 +660,52 @@
         <w:pStyle w:val="ListParagraph"/>
         <w:numPr>
           <w:ilvl w:val="0"/>
-          <w:numId w:val="4"/>
+          <w:numId w:val="3"/>
         </w:numPr>
         <w:spacing w:after="60"/>
       </w:pPr>
       <w:r>
-        <w:rPr>
-          <w:b/>
-          <w:bCs/>
-        </w:rPr>
-        <w:t xml:space="preserve">Servo controls</w:t>
-      </w:r>
-      <w:r>
-        <w:t xml:space="preserve"> – the turret (how far it turns, how fast its servo swings, where the </w:t>
-      </w:r>
-      <w:r>
-        <w:rPr>
-          <w:i/>
-          <w:iCs/>
-        </w:rPr>
-        <w:t xml:space="preserve">Turret left/right</w:t>
-      </w:r>
-      <w:r>
-        <w:t xml:space="preserve"> buttons send it), the flower bar servo (down/up time) and the transfer (time to kick all 4 up and launch, flywheel spin-up).</w:t>
+        <w:t xml:space="preserve">Pick the </w:t>
+      </w:r>
+      <w:r>
+        <w:rPr>
+          <w:b/>
+          <w:bCs/>
+        </w:rPr>
+        <w:t xml:space="preserve">robot</w:t>
+      </w:r>
+      <w:r>
+        <w:t xml:space="preserve"> to set up, then its </w:t>
+      </w:r>
+      <w:r>
+        <w:rPr>
+          <w:b/>
+          <w:bCs/>
+        </w:rPr>
+        <w:t xml:space="preserve">Driver controller (gamepad1)</w:t>
+      </w:r>
+      <w:r>
+        <w:t xml:space="preserve"> – and an </w:t>
+      </w:r>
+      <w:r>
+        <w:rPr>
+          <w:b/>
+          <w:bCs/>
+        </w:rPr>
+        <w:t xml:space="preserve">Operator controller (gamepad2)</w:t>
+      </w:r>
+      <w:r>
+        <w:t xml:space="preserve"> if your team drives with two (or </w:t>
+      </w:r>
+      <w:r>
+        <w:rPr>
+          <w:b/>
+          <w:bCs/>
+        </w:rPr>
+        <w:t xml:space="preserve">Keyboard</w:t>
+      </w:r>
+      <w:r>
+        <w:t xml:space="preserve">).</w:t>
       </w:r>
     </w:p>
     <w:p>
@@ -571,7 +713,7 @@
         <w:pStyle w:val="ListParagraph"/>
         <w:numPr>
           <w:ilvl w:val="0"/>
-          <w:numId w:val="4"/>
+          <w:numId w:val="3"/>
         </w:numPr>
         <w:spacing w:after="60"/>
       </w:pPr>
@@ -580,20 +722,40 @@
           <w:b/>
           <w:bCs/>
         </w:rPr>
-        <w:t xml:space="preserve">Robot build and timing</w:t>
-      </w:r>
-      <w:r>
-        <w:t xml:space="preserve"> – what it handles, intake and flower times, flywheel RPM and angle, shooter type, drive motors, wheels, weight and </w:t>
-      </w:r>
-      <w:r>
-        <w:rPr>
-          <w:b/>
-          <w:bCs/>
-        </w:rPr>
-        <w:t xml:space="preserve">slow mode speed</w:t>
-      </w:r>
-      <w:r>
-        <w:t xml:space="preserve"> (0.5 = half speed).</w:t>
+        <w:t xml:space="preserve">Button setup</w:t>
+      </w:r>
+      <w:r>
+        <w:t xml:space="preserve"> – start from a sample (one or two controllers), then change any button under </w:t>
+      </w:r>
+      <w:r>
+        <w:rPr>
+          <w:b/>
+          <w:bCs/>
+        </w:rPr>
+        <w:t xml:space="preserve">Driver buttons</w:t>
+      </w:r>
+      <w:r>
+        <w:t xml:space="preserve"> / </w:t>
+      </w:r>
+      <w:r>
+        <w:rPr>
+          <w:b/>
+          <w:bCs/>
+        </w:rPr>
+        <w:t xml:space="preserve">Operator buttons</w:t>
+      </w:r>
+      <w:r>
+        <w:t xml:space="preserve"> (the picker then says </w:t>
+      </w:r>
+      <w:r>
+        <w:rPr>
+          <w:i/>
+          <w:iCs/>
+        </w:rPr>
+        <w:t xml:space="preserve">Custom</w:t>
+      </w:r>
+      <w:r>
+        <w:t xml:space="preserve">).</w:t>
       </w:r>
     </w:p>
     <w:p>
@@ -601,7 +763,7 @@
         <w:spacing w:after="60" w:before="80"/>
       </w:pPr>
       <w:r>
-        <w:t xml:space="preserve">Your card is saved in this browser, so you only do this once. Numbers are </w:t>
+        <w:t xml:space="preserve">Your card and buttons are saved in this browser, so you only do this once. Numbers are </w:t>
       </w:r>
       <w:r>
         <w:rPr>
@@ -2288,7 +2450,7 @@
               <w:keepNext/>
             </w:pPr>
             <w:r>
-              <w:t xml:space="preserve">As they happen – the score at the top shows only these during the match.</w:t>
+              <w:t xml:space="preserve">As they happen – the live score in the header shows only these during the match.</w:t>
             </w:r>
           </w:p>
         </w:tc>
@@ -2354,7 +2516,17 @@
               <w:t xml:space="preserve">0:00</w:t>
             </w:r>
             <w:r>
-              <w:t xml:space="preserve">, once everything is at rest (grey “at 0:00” rows until then).</w:t>
+              <w:t xml:space="preserve">, once everything is at rest. The full </w:t>
+            </w:r>
+            <w:r>
+              <w:rPr>
+                <w:b/>
+                <w:bCs/>
+              </w:rPr>
+              <w:t xml:space="preserve">Score</w:t>
+            </w:r>
+            <w:r>
+              <w:t xml:space="preserve"> breakdown appears on the right when the match ends.</w:t>
             </w:r>
           </w:p>
         </w:tc>
@@ -2696,6 +2868,36 @@
           <w:b/>
           <w:bCs/>
         </w:rPr>
+        <w:t xml:space="preserve">Top scores:</w:t>
+      </w:r>
+      <w:r>
+        <w:t xml:space="preserve"> the band across the top of the page shows the top 5 AUTO and top 5 TeleOp scores; </w:t>
+      </w:r>
+      <w:r>
+        <w:rPr>
+          <w:b/>
+          <w:bCs/>
+        </w:rPr>
+        <w:t xml:space="preserve">All records</w:t>
+      </w:r>
+      <w:r>
+        <w:t xml:space="preserve"> opens the full lists.</w:t>
+      </w:r>
+    </w:p>
+    <w:p>
+      <w:pPr>
+        <w:pStyle w:val="ListParagraph"/>
+        <w:numPr>
+          <w:ilvl w:val="0"/>
+          <w:numId w:val="3"/>
+        </w:numPr>
+        <w:spacing w:after="60"/>
+      </w:pPr>
+      <w:r>
+        <w:rPr>
+          <w:b/>
+          <w:bCs/>
+        </w:rPr>
         <w:t xml:space="preserve">Records:</w:t>
       </w:r>
       <w:r>
@@ -2740,7 +2942,7 @@
         <w:t xml:space="preserve">Upload code</w:t>
       </w:r>
       <w:r>
-        <w:t xml:space="preserve"> on your card – select your </w:t>
+        <w:t xml:space="preserve"> on your card – your </w:t>
       </w:r>
       <w:r>
         <w:rPr>
@@ -2961,17 +3163,27 @@
         <w:t xml:space="preserve">TeleOp simulator</w:t>
       </w:r>
       <w:r>
-        <w:t xml:space="preserve"> on your own laptop and set up </w:t>
-      </w:r>
-      <w:r>
-        <w:rPr>
-          <w:b/>
-          <w:bCs/>
-        </w:rPr>
-        <w:t xml:space="preserve">one robot card</w:t>
-      </w:r>
-      <w:r>
-        <w:t xml:space="preserve"> (section 2): team number and name, controller, buttons or uploaded code, servo controls.</w:t>
+        <w:t xml:space="preserve"> on your own laptop and choose </w:t>
+      </w:r>
+      <w:r>
+        <w:rPr>
+          <w:b/>
+          <w:bCs/>
+        </w:rPr>
+        <w:t xml:space="preserve">1 robot</w:t>
+      </w:r>
+      <w:r>
+        <w:t xml:space="preserve"> and set it up (section 2): team number and name, uploaded code or servo controls on the card, and your controller and buttons in the </w:t>
+      </w:r>
+      <w:r>
+        <w:rPr>
+          <w:b/>
+          <w:bCs/>
+        </w:rPr>
+        <w:t xml:space="preserve">Live controller</w:t>
+      </w:r>
+      <w:r>
+        <w:t xml:space="preserve"> panel.</w:t>
       </w:r>
     </w:p>
     <w:p>
@@ -2995,7 +3207,7 @@
         <w:spacing w:after="60"/>
       </w:pPr>
       <w:r>
-        <w:t xml:space="preserve">Turn on only </w:t>
+        <w:t xml:space="preserve">Choose only </w:t>
       </w:r>
       <w:r>
         <w:rPr>
@@ -3005,7 +3217,7 @@
         <w:t xml:space="preserve">your own</w:t>
       </w:r>
       <w:r>
-        <w:t xml:space="preserve"> robot card(s). Every robot left off is open for an online player.</w:t>
+        <w:t xml:space="preserve"> robot(s). Every spot you don’t choose is open for an online player.</w:t>
       </w:r>
     </w:p>
     <w:p>

--- a/BIOBUZZ_TeleOp_Online_Quick_Start.docx
+++ b/BIOBUZZ_TeleOp_Online_Quick_Start.docx
@@ -53,7 +53,27 @@
         <w:t xml:space="preserve">BIOBUZZ</w:t>
       </w:r>
       <w:r>
-        <w:t xml:space="preserve"> (2026–27) TeleOp with your own controller, your own buttons and your own code – alone, with your alliance partner on one computer, or online against another alliance from different laptops.</w:t>
+        <w:t xml:space="preserve"> (2026–27) TeleOp with your own controller, your own buttons and your own code – alone, against </w:t>
+      </w:r>
+      <w:r>
+        <w:rPr>
+          <w:b/>
+          <w:bCs/>
+        </w:rPr>
+        <w:t xml:space="preserve">AI opponents</w:t>
+      </w:r>
+      <w:r>
+        <w:t xml:space="preserve">, with your alliance partner on one computer, or online against another alliance from different laptops. </w:t>
+      </w:r>
+      <w:r>
+        <w:rPr>
+          <w:b/>
+          <w:bCs/>
+        </w:rPr>
+        <w:t xml:space="preserve">On a phone</w:t>
+      </w:r>
+      <w:r>
+        <w:t xml:space="preserve">, the field is at the top; scroll down for the settings.</w:t>
       </w:r>
     </w:p>
     <w:p>
@@ -67,7 +87,7 @@
         </w:rPr>
         <w:t xml:space="preserve">TeleOp simulator:  </w:t>
       </w:r>
-      <w:hyperlink w:history="1" r:id="rIdo0zdmyjwb7wqxpntnmdoq">
+      <w:hyperlink w:history="1" r:id="rIdgjyvudns6piecouow952x">
         <w:r>
           <w:rPr>
             <w:rStyle w:val="Hyperlink"/>
@@ -87,7 +107,7 @@
         </w:rPr>
         <w:t xml:space="preserve">Full match (AUTO + TeleOp):  </w:t>
       </w:r>
-      <w:hyperlink w:history="1" r:id="rIdl9mpxqjg_slyg1ieasrc_">
+      <w:hyperlink w:history="1" r:id="rIdahbaryqgqseplwl3hweae">
         <w:r>
           <w:rPr>
             <w:rStyle w:val="Hyperlink"/>
@@ -453,7 +473,7 @@
         <w:t xml:space="preserve">One of each</w:t>
       </w:r>
       <w:r>
-        <w:t xml:space="preserve">. Only those robots’ cards are shown, and only they play. Then, on each card:</w:t>
+        <w:t xml:space="preserve">. Only those robots’ cards are shown, and only they play – the cards stay hidden until you choose. Then, on each card:</w:t>
       </w:r>
     </w:p>
     <w:p>
@@ -614,6 +634,316 @@
       </w:r>
       <w:r>
         <w:t xml:space="preserve"> (0.5 = half speed).</w:t>
+      </w:r>
+    </w:p>
+    <w:p>
+      <w:pPr>
+        <w:pStyle w:val="Heading2"/>
+        <w:keepNext/>
+        <w:keepLines/>
+        <w:spacing w:after="100" w:before="220"/>
+      </w:pPr>
+      <w:r>
+        <w:t xml:space="preserve">Play against AI</w:t>
+      </w:r>
+    </w:p>
+    <w:p>
+      <w:pPr>
+        <w:spacing w:after="120"/>
+      </w:pPr>
+      <w:r>
+        <w:t xml:space="preserve">With </w:t>
+      </w:r>
+      <w:r>
+        <w:rPr>
+          <w:b/>
+          <w:bCs/>
+        </w:rPr>
+        <w:t xml:space="preserve">1 or 2 robots</w:t>
+      </w:r>
+      <w:r>
+        <w:t xml:space="preserve">, set </w:t>
+      </w:r>
+      <w:r>
+        <w:rPr>
+          <w:b/>
+          <w:bCs/>
+        </w:rPr>
+        <w:t xml:space="preserve">Other alliance</w:t>
+      </w:r>
+      <w:r>
+        <w:t xml:space="preserve"> (under the robot count) to an AI team and the empty spots on the other alliance are driven by AI – in practice and in TeleOp:</w:t>
+      </w:r>
+    </w:p>
+    <w:tbl>
+      <w:tblPr>
+        <w:tblW w:type="dxa" w:w="9720"/>
+        <w:tblBorders>
+          <w:top w:val="single" w:color="auto" w:sz="4"/>
+          <w:left w:val="single" w:color="auto" w:sz="4"/>
+          <w:bottom w:val="single" w:color="auto" w:sz="4"/>
+          <w:right w:val="single" w:color="auto" w:sz="4"/>
+          <w:insideH w:val="single" w:color="auto" w:sz="4"/>
+          <w:insideV w:val="single" w:color="auto" w:sz="4"/>
+        </w:tblBorders>
+      </w:tblPr>
+      <w:tblGrid>
+        <w:gridCol w:w="2600"/>
+        <w:gridCol w:w="7120"/>
+      </w:tblGrid>
+      <w:tr>
+        <w:trPr>
+          <w:cantSplit/>
+          <w:tblHeader/>
+        </w:trPr>
+        <w:tc>
+          <w:tcPr>
+            <w:tcW w:type="dxa" w:w="2600"/>
+            <w:tcBorders>
+              <w:top w:val="single" w:color="C9D2E0" w:sz="4"/>
+              <w:left w:val="single" w:color="C9D2E0" w:sz="4"/>
+              <w:bottom w:val="single" w:color="C9D2E0" w:sz="4"/>
+              <w:right w:val="single" w:color="C9D2E0" w:sz="4"/>
+            </w:tcBorders>
+            <w:shd w:fill="E8EEF7" w:color="auto" w:val="clear"/>
+            <w:tcMar>
+              <w:top w:type="dxa" w:w="70"/>
+              <w:left w:type="dxa" w:w="110"/>
+              <w:bottom w:type="dxa" w:w="70"/>
+              <w:right w:type="dxa" w:w="110"/>
+            </w:tcMar>
+          </w:tcPr>
+          <w:p>
+            <w:pPr>
+              <w:keepNext/>
+            </w:pPr>
+            <w:r>
+              <w:rPr>
+                <w:b/>
+                <w:bCs/>
+              </w:rPr>
+              <w:t xml:space="preserve">AI team</w:t>
+            </w:r>
+          </w:p>
+        </w:tc>
+        <w:tc>
+          <w:tcPr>
+            <w:tcW w:type="dxa" w:w="7120"/>
+            <w:tcBorders>
+              <w:top w:val="single" w:color="C9D2E0" w:sz="4"/>
+              <w:left w:val="single" w:color="C9D2E0" w:sz="4"/>
+              <w:bottom w:val="single" w:color="C9D2E0" w:sz="4"/>
+              <w:right w:val="single" w:color="C9D2E0" w:sz="4"/>
+            </w:tcBorders>
+            <w:shd w:fill="E8EEF7" w:color="auto" w:val="clear"/>
+            <w:tcMar>
+              <w:top w:type="dxa" w:w="70"/>
+              <w:left w:type="dxa" w:w="110"/>
+              <w:bottom w:type="dxa" w:w="70"/>
+              <w:right w:type="dxa" w:w="110"/>
+            </w:tcMar>
+          </w:tcPr>
+          <w:p>
+            <w:pPr>
+              <w:keepNext/>
+            </w:pPr>
+            <w:r>
+              <w:rPr>
+                <w:b/>
+                <w:bCs/>
+              </w:rPr>
+              <w:t xml:space="preserve">How it plays</w:t>
+            </w:r>
+          </w:p>
+        </w:tc>
+      </w:tr>
+      <w:tr>
+        <w:trPr>
+          <w:cantSplit/>
+          <w:tblHeader w:val="false"/>
+        </w:trPr>
+        <w:tc>
+          <w:tcPr>
+            <w:tcW w:type="dxa" w:w="2600"/>
+            <w:tcBorders>
+              <w:top w:val="single" w:color="C9D2E0" w:sz="4"/>
+              <w:left w:val="single" w:color="C9D2E0" w:sz="4"/>
+              <w:bottom w:val="single" w:color="C9D2E0" w:sz="4"/>
+              <w:right w:val="single" w:color="C9D2E0" w:sz="4"/>
+            </w:tcBorders>
+            <w:tcMar>
+              <w:top w:type="dxa" w:w="70"/>
+              <w:left w:type="dxa" w:w="110"/>
+              <w:bottom w:type="dxa" w:w="70"/>
+              <w:right w:type="dxa" w:w="110"/>
+            </w:tcMar>
+          </w:tcPr>
+          <w:p>
+            <w:pPr>
+              <w:keepNext/>
+            </w:pPr>
+            <w:r>
+              <w:rPr>
+                <w:b/>
+                <w:bCs/>
+              </w:rPr>
+              <w:t xml:space="preserve">Highly competitive</w:t>
+            </w:r>
+          </w:p>
+        </w:tc>
+        <w:tc>
+          <w:tcPr>
+            <w:tcW w:type="dxa" w:w="7120"/>
+            <w:tcBorders>
+              <w:top w:val="single" w:color="C9D2E0" w:sz="4"/>
+              <w:left w:val="single" w:color="C9D2E0" w:sz="4"/>
+              <w:bottom w:val="single" w:color="C9D2E0" w:sz="4"/>
+              <w:right w:val="single" w:color="C9D2E0" w:sz="4"/>
+            </w:tcBorders>
+            <w:tcMar>
+              <w:top w:type="dxa" w:w="70"/>
+              <w:left w:type="dxa" w:w="110"/>
+              <w:bottom w:type="dxa" w:w="70"/>
+              <w:right w:type="dxa" w:w="110"/>
+            </w:tcMar>
+          </w:tcPr>
+          <w:p>
+            <w:pPr>
+              <w:keepNext/>
+            </w:pPr>
+            <w:r>
+              <w:t xml:space="preserve">Quick robots that cycle fast: collect 3, launch from their zone into their up cell, repeat – and park with about 12 s left.</w:t>
+            </w:r>
+          </w:p>
+        </w:tc>
+      </w:tr>
+      <w:tr>
+        <w:trPr>
+          <w:cantSplit/>
+          <w:tblHeader w:val="false"/>
+        </w:trPr>
+        <w:tc>
+          <w:tcPr>
+            <w:tcW w:type="dxa" w:w="2600"/>
+            <w:tcBorders>
+              <w:top w:val="single" w:color="C9D2E0" w:sz="4"/>
+              <w:left w:val="single" w:color="C9D2E0" w:sz="4"/>
+              <w:bottom w:val="single" w:color="C9D2E0" w:sz="4"/>
+              <w:right w:val="single" w:color="C9D2E0" w:sz="4"/>
+            </w:tcBorders>
+            <w:tcMar>
+              <w:top w:type="dxa" w:w="70"/>
+              <w:left w:type="dxa" w:w="110"/>
+              <w:bottom w:type="dxa" w:w="70"/>
+              <w:right w:type="dxa" w:w="110"/>
+            </w:tcMar>
+          </w:tcPr>
+          <w:p>
+            <w:pPr>
+              <w:keepNext w:val="false"/>
+            </w:pPr>
+            <w:r>
+              <w:rPr>
+                <w:b/>
+                <w:bCs/>
+              </w:rPr>
+              <w:t xml:space="preserve">Heavy defense</w:t>
+            </w:r>
+          </w:p>
+        </w:tc>
+        <w:tc>
+          <w:tcPr>
+            <w:tcW w:type="dxa" w:w="7120"/>
+            <w:tcBorders>
+              <w:top w:val="single" w:color="C9D2E0" w:sz="4"/>
+              <w:left w:val="single" w:color="C9D2E0" w:sz="4"/>
+              <w:bottom w:val="single" w:color="C9D2E0" w:sz="4"/>
+              <w:right w:val="single" w:color="C9D2E0" w:sz="4"/>
+            </w:tcBorders>
+            <w:tcMar>
+              <w:top w:type="dxa" w:w="70"/>
+              <w:left w:type="dxa" w:w="110"/>
+              <w:bottom w:type="dxa" w:w="70"/>
+              <w:right w:type="dxa" w:w="110"/>
+            </w:tcMar>
+          </w:tcPr>
+          <w:p>
+            <w:pPr>
+              <w:keepNext w:val="false"/>
+            </w:pPr>
+            <w:r>
+              <w:t xml:space="preserve">Heavy robots that get in your way: they guard the path between your robot and its launch spot, and back off rather than pin you (no G421 fouls). With only one of you, the second AI robot scores.</w:t>
+            </w:r>
+          </w:p>
+        </w:tc>
+      </w:tr>
+      <w:tr>
+        <w:trPr>
+          <w:cantSplit/>
+          <w:tblHeader w:val="false"/>
+        </w:trPr>
+        <w:tc>
+          <w:tcPr>
+            <w:tcW w:type="dxa" w:w="2600"/>
+            <w:tcBorders>
+              <w:top w:val="single" w:color="C9D2E0" w:sz="4"/>
+              <w:left w:val="single" w:color="C9D2E0" w:sz="4"/>
+              <w:bottom w:val="single" w:color="C9D2E0" w:sz="4"/>
+              <w:right w:val="single" w:color="C9D2E0" w:sz="4"/>
+            </w:tcBorders>
+            <w:tcMar>
+              <w:top w:type="dxa" w:w="70"/>
+              <w:left w:type="dxa" w:w="110"/>
+              <w:bottom w:type="dxa" w:w="70"/>
+              <w:right w:type="dxa" w:w="110"/>
+            </w:tcMar>
+          </w:tcPr>
+          <w:p>
+            <w:pPr>
+              <w:keepNext w:val="false"/>
+            </w:pPr>
+            <w:r>
+              <w:rPr>
+                <w:b/>
+                <w:bCs/>
+              </w:rPr>
+              <w:t xml:space="preserve">Moderate</w:t>
+            </w:r>
+          </w:p>
+        </w:tc>
+        <w:tc>
+          <w:tcPr>
+            <w:tcW w:type="dxa" w:w="7120"/>
+            <w:tcBorders>
+              <w:top w:val="single" w:color="C9D2E0" w:sz="4"/>
+              <w:left w:val="single" w:color="C9D2E0" w:sz="4"/>
+              <w:bottom w:val="single" w:color="C9D2E0" w:sz="4"/>
+              <w:right w:val="single" w:color="C9D2E0" w:sz="4"/>
+            </w:tcBorders>
+            <w:tcMar>
+              <w:top w:type="dxa" w:w="70"/>
+              <w:left w:type="dxa" w:w="110"/>
+              <w:bottom w:type="dxa" w:w="70"/>
+              <w:right w:type="dxa" w:w="110"/>
+            </w:tcMar>
+          </w:tcPr>
+          <w:p>
+            <w:pPr>
+              <w:keepNext w:val="false"/>
+            </w:pPr>
+            <w:r>
+              <w:t xml:space="preserve">Average robots that collect 2, take a moment to line up their shots and park early.</w:t>
+            </w:r>
+          </w:p>
+        </w:tc>
+      </w:tr>
+    </w:tbl>
+    <w:p>
+      <w:pPr>
+        <w:spacing w:after="60" w:before="80"/>
+      </w:pPr>
+      <w:r>
+        <w:t xml:space="preserve">AI robots follow the same rules and physics as your robot. Matches with AI don’t go on the Records page, and AI isn’t available online.</w:t>
       </w:r>
     </w:p>
     <w:p>

--- a/BIOBUZZ_TeleOp_Online_Quick_Start.docx
+++ b/BIOBUZZ_TeleOp_Online_Quick_Start.docx
@@ -87,7 +87,7 @@
         </w:rPr>
         <w:t xml:space="preserve">TeleOp simulator:  </w:t>
       </w:r>
-      <w:hyperlink w:history="1" r:id="rIdgjyvudns6piecouow952x">
+      <w:hyperlink w:history="1" r:id="rIdq-sdwdqsrau9wg0clcbcg">
         <w:r>
           <w:rPr>
             <w:rStyle w:val="Hyperlink"/>
@@ -107,7 +107,7 @@
         </w:rPr>
         <w:t xml:space="preserve">Full match (AUTO + TeleOp):  </w:t>
       </w:r>
-      <w:hyperlink w:history="1" r:id="rIdahbaryqgqseplwl3hweae">
+      <w:hyperlink w:history="1" r:id="rIdcw0bibhwkp2qnrphlvkvz">
         <w:r>
           <w:rPr>
             <w:rStyle w:val="Hyperlink"/>
@@ -760,7 +760,7 @@
       <w:tr>
         <w:trPr>
           <w:cantSplit/>
-          <w:tblHeader w:val="false"/>
+          <w:tblHeader w:val="off"/>
         </w:trPr>
         <w:tc>
           <w:tcPr>
@@ -820,7 +820,7 @@
       <w:tr>
         <w:trPr>
           <w:cantSplit/>
-          <w:tblHeader w:val="false"/>
+          <w:tblHeader w:val="off"/>
         </w:trPr>
         <w:tc>
           <w:tcPr>
@@ -880,7 +880,7 @@
       <w:tr>
         <w:trPr>
           <w:cantSplit/>
-          <w:tblHeader w:val="false"/>
+          <w:tblHeader w:val="off"/>
         </w:trPr>
         <w:tc>
           <w:tcPr>
@@ -1055,27 +1055,37 @@
         <w:t xml:space="preserve">Button setup</w:t>
       </w:r>
       <w:r>
-        <w:t xml:space="preserve"> – start from a sample (one or two controllers), then change any button under </w:t>
-      </w:r>
-      <w:r>
-        <w:rPr>
-          <w:b/>
-          <w:bCs/>
-        </w:rPr>
-        <w:t xml:space="preserve">Driver buttons</w:t>
-      </w:r>
-      <w:r>
-        <w:t xml:space="preserve"> / </w:t>
-      </w:r>
-      <w:r>
-        <w:rPr>
-          <w:b/>
-          <w:bCs/>
-        </w:rPr>
-        <w:t xml:space="preserve">Operator buttons</w:t>
-      </w:r>
-      <w:r>
-        <w:t xml:space="preserve"> (the picker then says </w:t>
+        <w:t xml:space="preserve"> – start from a sample (one or two controllers), then change any button with its drop-down in the </w:t>
+      </w:r>
+      <w:r>
+        <w:rPr>
+          <w:b/>
+          <w:bCs/>
+        </w:rPr>
+        <w:t xml:space="preserve">Live controller</w:t>
+      </w:r>
+      <w:r>
+        <w:t xml:space="preserve"> list – pick </w:t>
+      </w:r>
+      <w:r>
+        <w:rPr>
+          <w:b/>
+          <w:bCs/>
+        </w:rPr>
+        <w:t xml:space="preserve">Controller 1</w:t>
+      </w:r>
+      <w:r>
+        <w:t xml:space="preserve"> or </w:t>
+      </w:r>
+      <w:r>
+        <w:rPr>
+          <w:b/>
+          <w:bCs/>
+        </w:rPr>
+        <w:t xml:space="preserve">Controller 2</w:t>
+      </w:r>
+      <w:r>
+        <w:t xml:space="preserve"> at the top to show that controller (the picker then says </w:t>
       </w:r>
       <w:r>
         <w:rPr>
@@ -1243,7 +1253,7 @@
       <w:tr>
         <w:trPr>
           <w:cantSplit/>
-          <w:tblHeader w:val="false"/>
+          <w:tblHeader w:val="off"/>
         </w:trPr>
         <w:tc>
           <w:tcPr>
@@ -1324,7 +1334,7 @@
       <w:tr>
         <w:trPr>
           <w:cantSplit/>
-          <w:tblHeader w:val="false"/>
+          <w:tblHeader w:val="off"/>
         </w:trPr>
         <w:tc>
           <w:tcPr>
@@ -1405,7 +1415,7 @@
       <w:tr>
         <w:trPr>
           <w:cantSplit/>
-          <w:tblHeader w:val="false"/>
+          <w:tblHeader w:val="off"/>
         </w:trPr>
         <w:tc>
           <w:tcPr>
@@ -1486,7 +1496,7 @@
       <w:tr>
         <w:trPr>
           <w:cantSplit/>
-          <w:tblHeader w:val="false"/>
+          <w:tblHeader w:val="off"/>
         </w:trPr>
         <w:tc>
           <w:tcPr>
@@ -1567,7 +1577,7 @@
       <w:tr>
         <w:trPr>
           <w:cantSplit/>
-          <w:tblHeader w:val="false"/>
+          <w:tblHeader w:val="off"/>
         </w:trPr>
         <w:tc>
           <w:tcPr>
@@ -1648,7 +1658,7 @@
       <w:tr>
         <w:trPr>
           <w:cantSplit/>
-          <w:tblHeader w:val="false"/>
+          <w:tblHeader w:val="off"/>
         </w:trPr>
         <w:tc>
           <w:tcPr>
@@ -1729,7 +1739,7 @@
       <w:tr>
         <w:trPr>
           <w:cantSplit/>
-          <w:tblHeader w:val="false"/>
+          <w:tblHeader w:val="off"/>
         </w:trPr>
         <w:tc>
           <w:tcPr>
@@ -1810,7 +1820,7 @@
       <w:tr>
         <w:trPr>
           <w:cantSplit/>
-          <w:tblHeader w:val="false"/>
+          <w:tblHeader w:val="off"/>
         </w:trPr>
         <w:tc>
           <w:tcPr>
@@ -1891,7 +1901,7 @@
       <w:tr>
         <w:trPr>
           <w:cantSplit/>
-          <w:tblHeader w:val="false"/>
+          <w:tblHeader w:val="off"/>
         </w:trPr>
         <w:tc>
           <w:tcPr>
@@ -1972,7 +1982,7 @@
       <w:tr>
         <w:trPr>
           <w:cantSplit/>
-          <w:tblHeader w:val="false"/>
+          <w:tblHeader w:val="off"/>
         </w:trPr>
         <w:tc>
           <w:tcPr>
@@ -2053,7 +2063,7 @@
       <w:tr>
         <w:trPr>
           <w:cantSplit/>
-          <w:tblHeader w:val="false"/>
+          <w:tblHeader w:val="off"/>
         </w:trPr>
         <w:tc>
           <w:tcPr>
@@ -2134,7 +2144,7 @@
       <w:tr>
         <w:trPr>
           <w:cantSplit/>
-          <w:tblHeader w:val="false"/>
+          <w:tblHeader w:val="off"/>
         </w:trPr>
         <w:tc>
           <w:tcPr>
@@ -2215,7 +2225,7 @@
       <w:tr>
         <w:trPr>
           <w:cantSplit/>
-          <w:tblHeader w:val="false"/>
+          <w:tblHeader w:val="off"/>
         </w:trPr>
         <w:tc>
           <w:tcPr>
@@ -2732,7 +2742,7 @@
       <w:tr>
         <w:trPr>
           <w:cantSplit/>
-          <w:tblHeader w:val="false"/>
+          <w:tblHeader w:val="off"/>
         </w:trPr>
         <w:tc>
           <w:tcPr>
@@ -2788,7 +2798,7 @@
       <w:tr>
         <w:trPr>
           <w:cantSplit/>
-          <w:tblHeader w:val="false"/>
+          <w:tblHeader w:val="off"/>
         </w:trPr>
         <w:tc>
           <w:tcPr>
@@ -2864,7 +2874,7 @@
       <w:tr>
         <w:trPr>
           <w:cantSplit/>
-          <w:tblHeader w:val="false"/>
+          <w:tblHeader w:val="off"/>
         </w:trPr>
         <w:tc>
           <w:tcPr>
@@ -2920,7 +2930,7 @@
       <w:tr>
         <w:trPr>
           <w:cantSplit/>
-          <w:tblHeader w:val="false"/>
+          <w:tblHeader w:val="off"/>
         </w:trPr>
         <w:tc>
           <w:tcPr>
@@ -2993,7 +3003,7 @@
       <w:tr>
         <w:trPr>
           <w:cantSplit/>
-          <w:tblHeader w:val="false"/>
+          <w:tblHeader w:val="off"/>
         </w:trPr>
         <w:tc>
           <w:tcPr>
@@ -3049,7 +3059,7 @@
       <w:tr>
         <w:trPr>
           <w:cantSplit/>
-          <w:tblHeader w:val="false"/>
+          <w:tblHeader w:val="off"/>
         </w:trPr>
         <w:tc>
           <w:tcPr>
@@ -3939,7 +3949,7 @@
       <w:tr>
         <w:trPr>
           <w:cantSplit/>
-          <w:tblHeader w:val="false"/>
+          <w:tblHeader w:val="off"/>
         </w:trPr>
         <w:tc>
           <w:tcPr>
@@ -4005,7 +4015,7 @@
       <w:tr>
         <w:trPr>
           <w:cantSplit/>
-          <w:tblHeader w:val="false"/>
+          <w:tblHeader w:val="off"/>
         </w:trPr>
         <w:tc>
           <w:tcPr>
@@ -4071,7 +4081,7 @@
       <w:tr>
         <w:trPr>
           <w:cantSplit/>
-          <w:tblHeader w:val="false"/>
+          <w:tblHeader w:val="off"/>
         </w:trPr>
         <w:tc>
           <w:tcPr>
@@ -4137,7 +4147,7 @@
       <w:tr>
         <w:trPr>
           <w:cantSplit/>
-          <w:tblHeader w:val="false"/>
+          <w:tblHeader w:val="off"/>
         </w:trPr>
         <w:tc>
           <w:tcPr>
@@ -4193,7 +4203,7 @@
       <w:tr>
         <w:trPr>
           <w:cantSplit/>
-          <w:tblHeader w:val="false"/>
+          <w:tblHeader w:val="off"/>
         </w:trPr>
         <w:tc>
           <w:tcPr>
@@ -4361,7 +4371,7 @@
       <w:tr>
         <w:trPr>
           <w:cantSplit/>
-          <w:tblHeader w:val="false"/>
+          <w:tblHeader w:val="off"/>
         </w:trPr>
         <w:tc>
           <w:tcPr>
@@ -4417,7 +4427,7 @@
       <w:tr>
         <w:trPr>
           <w:cantSplit/>
-          <w:tblHeader w:val="false"/>
+          <w:tblHeader w:val="off"/>
         </w:trPr>
         <w:tc>
           <w:tcPr>
@@ -4473,7 +4483,7 @@
       <w:tr>
         <w:trPr>
           <w:cantSplit/>
-          <w:tblHeader w:val="false"/>
+          <w:tblHeader w:val="off"/>
         </w:trPr>
         <w:tc>
           <w:tcPr>
@@ -4529,7 +4539,7 @@
       <w:tr>
         <w:trPr>
           <w:cantSplit/>
-          <w:tblHeader w:val="false"/>
+          <w:tblHeader w:val="off"/>
         </w:trPr>
         <w:tc>
           <w:tcPr>
@@ -4585,7 +4595,7 @@
       <w:tr>
         <w:trPr>
           <w:cantSplit/>
-          <w:tblHeader w:val="false"/>
+          <w:tblHeader w:val="off"/>
         </w:trPr>
         <w:tc>
           <w:tcPr>
@@ -4707,7 +4717,7 @@
       </w:r>
     </w:p>
     <w:sectPr>
-      <w:footerReference w:type="default" r:id="rId7"/>
+      <w:footerReference w:type="default" r:id="rId6"/>
       <w:pgSz w:w="12240" w:h="15840" w:orient="portrait"/>
       <w:pgMar w:top="760" w:right="1200" w:bottom="760" w:left="1200" w:header="708" w:footer="708" w:gutter="0"/>
       <w:pgNumType/>
@@ -4715,10 +4725,6 @@
     </w:sectPr>
   </w:body>
 </w:document>
-</file>
-
-<file path=word/comments.xml><?xml version="1.0" encoding="utf-8"?>
-<w:comments xmlns:cx="http://schemas.microsoft.com/office/drawing/2014/chartex" xmlns:cx1="http://schemas.microsoft.com/office/drawing/2015/9/8/chartex" xmlns:cx2="http://schemas.microsoft.com/office/drawing/2015/10/21/chartex" xmlns:cx3="http://schemas.microsoft.com/office/drawing/2016/5/9/chartex" xmlns:cx4="http://schemas.microsoft.com/office/drawing/2016/5/10/chartex" xmlns:cx5="http://schemas.microsoft.com/office/drawing/2016/5/11/chartex" xmlns:cx6="http://schemas.microsoft.com/office/drawing/2016/5/12/chartex" xmlns:cx7="http://schemas.microsoft.com/office/drawing/2016/5/13/chartex" xmlns:cx8="http://schemas.microsoft.com/office/drawing/2016/5/14/chartex" xmlns:mc="http://schemas.openxmlformats.org/markup-compatibility/2006" xmlns:aink="http://schemas.microsoft.com/office/drawing/2016/ink" xmlns:am3d="http://schemas.microsoft.com/office/drawing/2017/model3d" xmlns:o="urn:schemas-microsoft-com:office:office" xmlns:r="http://schemas.openxmlformats.org/officeDocument/2006/relationships" xmlns:m="http://schemas.openxmlformats.org/officeDocument/2006/math" xmlns:v="urn:schemas-microsoft-com:vml" xmlns:wp14="http://schemas.microsoft.com/office/word/2010/wordprocessingDrawing" xmlns:wp="http://schemas.openxmlformats.org/drawingml/2006/wordprocessingDrawing" xmlns:w10="urn:schemas-microsoft-com:office:word" xmlns:w="http://schemas.openxmlformats.org/wordprocessingml/2006/main" xmlns:w14="http://schemas.microsoft.com/office/word/2010/wordml" xmlns:w15="http://schemas.microsoft.com/office/word/2012/wordml" xmlns:w16cex="http://schemas.microsoft.com/office/word/2018/wordml/cex" xmlns:w16cid="http://schemas.microsoft.com/office/word/2016/wordml/cid" xmlns:w16="http://schemas.microsoft.com/office/word/2018/wordml" xmlns:w16sdtdh="http://schemas.microsoft.com/office/word/2020/wordml/sdtdatahash" xmlns:w16se="http://schemas.microsoft.com/office/word/2015/wordml/symex" xmlns:wpg="http://schemas.microsoft.com/office/word/2010/wordprocessingGroup" xmlns:wpi="http://schemas.microsoft.com/office/word/2010/wordprocessingInk" xmlns:wne="http://schemas.microsoft.com/office/word/2006/wordml" xmlns:wps="http://schemas.microsoft.com/office/word/2010/wordprocessingShape"/>
 </file>
 
 <file path=word/endnotes.xml><?xml version="1.0" encoding="utf-8"?>
@@ -4828,7 +4834,7 @@
 <w:numbering xmlns:wpc="http://schemas.microsoft.com/office/word/2010/wordprocessingCanvas" xmlns:mc="http://schemas.openxmlformats.org/markup-compatibility/2006" xmlns:o="urn:schemas-microsoft-com:office:office" xmlns:r="http://schemas.openxmlformats.org/officeDocument/2006/relationships" xmlns:m="http://schemas.openxmlformats.org/officeDocument/2006/math" xmlns:v="urn:schemas-microsoft-com:vml" xmlns:wp14="http://schemas.microsoft.com/office/word/2010/wordprocessingDrawing" xmlns:wp="http://schemas.openxmlformats.org/drawingml/2006/wordprocessingDrawing" xmlns:w10="urn:schemas-microsoft-com:office:word" xmlns:w="http://schemas.openxmlformats.org/wordprocessingml/2006/main" xmlns:w14="http://schemas.microsoft.com/office/word/2010/wordml" xmlns:w15="http://schemas.microsoft.com/office/word/2012/wordml" xmlns:wpg="http://schemas.microsoft.com/office/word/2010/wordprocessingGroup" xmlns:wpi="http://schemas.microsoft.com/office/word/2010/wordprocessingInk" xmlns:wne="http://schemas.microsoft.com/office/word/2006/wordml" xmlns:wps="http://schemas.microsoft.com/office/word/2010/wordprocessingShape" mc:Ignorable="w14 w15 wp14">
   <w:abstractNum w:abstractNumId="1" w15:restartNumberingAfterBreak="0">
     <w:multiLevelType w:val="hybridMultilevel"/>
-    <w:lvl w:ilvl="0" w15:tentative="1">
+    <w:lvl w:ilvl="0" w:tentative="1">
       <w:start w:val="1"/>
       <w:numFmt w:val="bullet"/>
       <w:lvlText w:val="●"/>
@@ -4837,7 +4843,7 @@
         <w:ind w:left="720" w:hanging="360"/>
       </w:pPr>
     </w:lvl>
-    <w:lvl w:ilvl="1" w15:tentative="1">
+    <w:lvl w:ilvl="1" w:tentative="1">
       <w:start w:val="1"/>
       <w:numFmt w:val="bullet"/>
       <w:lvlText w:val="○"/>
@@ -4846,7 +4852,7 @@
         <w:ind w:left="1440" w:hanging="360"/>
       </w:pPr>
     </w:lvl>
-    <w:lvl w:ilvl="2" w15:tentative="1">
+    <w:lvl w:ilvl="2" w:tentative="1">
       <w:start w:val="1"/>
       <w:numFmt w:val="bullet"/>
       <w:lvlText w:val="■"/>
@@ -4855,7 +4861,7 @@
         <w:ind w:left="2160" w:hanging="360"/>
       </w:pPr>
     </w:lvl>
-    <w:lvl w:ilvl="3" w15:tentative="1">
+    <w:lvl w:ilvl="3" w:tentative="1">
       <w:start w:val="1"/>
       <w:numFmt w:val="bullet"/>
       <w:lvlText w:val="●"/>
@@ -4864,7 +4870,7 @@
         <w:ind w:left="2880" w:hanging="360"/>
       </w:pPr>
     </w:lvl>
-    <w:lvl w:ilvl="4" w15:tentative="1">
+    <w:lvl w:ilvl="4" w:tentative="1">
       <w:start w:val="1"/>
       <w:numFmt w:val="bullet"/>
       <w:lvlText w:val="○"/>
@@ -4873,7 +4879,7 @@
         <w:ind w:left="3600" w:hanging="360"/>
       </w:pPr>
     </w:lvl>
-    <w:lvl w:ilvl="5" w15:tentative="1">
+    <w:lvl w:ilvl="5" w:tentative="1">
       <w:start w:val="1"/>
       <w:numFmt w:val="bullet"/>
       <w:lvlText w:val="■"/>
@@ -4882,7 +4888,7 @@
         <w:ind w:left="4320" w:hanging="360"/>
       </w:pPr>
     </w:lvl>
-    <w:lvl w:ilvl="6" w15:tentative="1">
+    <w:lvl w:ilvl="6" w:tentative="1">
       <w:start w:val="1"/>
       <w:numFmt w:val="bullet"/>
       <w:lvlText w:val="●"/>
@@ -4891,7 +4897,7 @@
         <w:ind w:left="5040" w:hanging="360"/>
       </w:pPr>
     </w:lvl>
-    <w:lvl w:ilvl="7" w15:tentative="1">
+    <w:lvl w:ilvl="7" w:tentative="1">
       <w:start w:val="1"/>
       <w:numFmt w:val="bullet"/>
       <w:lvlText w:val="●"/>
@@ -4900,7 +4906,7 @@
         <w:ind w:left="5760" w:hanging="360"/>
       </w:pPr>
     </w:lvl>
-    <w:lvl w:ilvl="8" w15:tentative="1">
+    <w:lvl w:ilvl="8" w:tentative="1">
       <w:start w:val="1"/>
       <w:numFmt w:val="bullet"/>
       <w:lvlText w:val="●"/>
@@ -4912,7 +4918,7 @@
   </w:abstractNum>
   <w:abstractNum w:abstractNumId="2" w15:restartNumberingAfterBreak="0">
     <w:multiLevelType w:val="hybridMultilevel"/>
-    <w:lvl w:ilvl="0" w15:tentative="1">
+    <w:lvl w:ilvl="0" w:tentative="1">
       <w:start w:val="1"/>
       <w:numFmt w:val="bullet"/>
       <w:lvlText w:val="•"/>
@@ -4921,7 +4927,7 @@
         <w:ind w:left="540" w:hanging="270"/>
       </w:pPr>
     </w:lvl>
-    <w:lvl w:ilvl="1" w15:tentative="1">
+    <w:lvl w:ilvl="1" w:tentative="1">
       <w:start w:val="1"/>
       <w:numFmt w:val="bullet"/>
       <w:lvlText w:val="–"/>
@@ -4933,7 +4939,7 @@
   </w:abstractNum>
   <w:abstractNum w:abstractNumId="3" w15:restartNumberingAfterBreak="0">
     <w:multiLevelType w:val="hybridMultilevel"/>
-    <w:lvl w:ilvl="0" w15:tentative="1">
+    <w:lvl w:ilvl="0" w:tentative="1">
       <w:start w:val="1"/>
       <w:numFmt w:val="decimal"/>
       <w:lvlText w:val="%1."/>
@@ -4945,7 +4951,7 @@
   </w:abstractNum>
   <w:abstractNum w:abstractNumId="4" w15:restartNumberingAfterBreak="0">
     <w:multiLevelType w:val="hybridMultilevel"/>
-    <w:lvl w:ilvl="0" w15:tentative="1">
+    <w:lvl w:ilvl="0" w:tentative="1">
       <w:start w:val="1"/>
       <w:numFmt w:val="decimal"/>
       <w:lvlText w:val="%1."/>
@@ -4957,7 +4963,7 @@
   </w:abstractNum>
   <w:abstractNum w:abstractNumId="5" w15:restartNumberingAfterBreak="0">
     <w:multiLevelType w:val="hybridMultilevel"/>
-    <w:lvl w:ilvl="0" w15:tentative="1">
+    <w:lvl w:ilvl="0" w:tentative="1">
       <w:start w:val="1"/>
       <w:numFmt w:val="decimal"/>
       <w:lvlText w:val="%1."/>
@@ -4969,7 +4975,7 @@
   </w:abstractNum>
   <w:abstractNum w:abstractNumId="6" w15:restartNumberingAfterBreak="0">
     <w:multiLevelType w:val="hybridMultilevel"/>
-    <w:lvl w:ilvl="0" w15:tentative="1">
+    <w:lvl w:ilvl="0" w:tentative="1">
       <w:start w:val="1"/>
       <w:numFmt w:val="decimal"/>
       <w:lvlText w:val="%1."/>
@@ -4981,7 +4987,7 @@
   </w:abstractNum>
   <w:abstractNum w:abstractNumId="7" w15:restartNumberingAfterBreak="0">
     <w:multiLevelType w:val="hybridMultilevel"/>
-    <w:lvl w:ilvl="0" w15:tentative="1">
+    <w:lvl w:ilvl="0" w:tentative="1">
       <w:start w:val="1"/>
       <w:numFmt w:val="decimal"/>
       <w:lvlText w:val="%1."/>
@@ -4993,7 +4999,7 @@
   </w:abstractNum>
   <w:abstractNum w:abstractNumId="8" w15:restartNumberingAfterBreak="0">
     <w:multiLevelType w:val="hybridMultilevel"/>
-    <w:lvl w:ilvl="0" w15:tentative="1">
+    <w:lvl w:ilvl="0" w:tentative="1">
       <w:start w:val="1"/>
       <w:numFmt w:val="decimal"/>
       <w:lvlText w:val="%1."/>
@@ -5005,7 +5011,7 @@
   </w:abstractNum>
   <w:abstractNum w:abstractNumId="9" w15:restartNumberingAfterBreak="0">
     <w:multiLevelType w:val="hybridMultilevel"/>
-    <w:lvl w:ilvl="0" w15:tentative="1">
+    <w:lvl w:ilvl="0" w:tentative="1">
       <w:start w:val="1"/>
       <w:numFmt w:val="decimal"/>
       <w:lvlText w:val="%1."/>
@@ -5017,7 +5023,7 @@
   </w:abstractNum>
   <w:abstractNum w:abstractNumId="10" w15:restartNumberingAfterBreak="0">
     <w:multiLevelType w:val="hybridMultilevel"/>
-    <w:lvl w:ilvl="0" w15:tentative="1">
+    <w:lvl w:ilvl="0" w:tentative="1">
       <w:start w:val="1"/>
       <w:numFmt w:val="decimal"/>
       <w:lvlText w:val="%1."/>
@@ -5091,6 +5097,10 @@
     </w:rPrDefault>
     <w:pPrDefault/>
   </w:docDefaults>
+  <w:style w:type="paragraph" w:styleId="Normal" w:default="1">
+    <w:name w:val="Normal"/>
+    <w:qFormat/>
+  </w:style>
   <w:style w:type="paragraph" w:styleId="Title">
     <w:name w:val="Title"/>
     <w:basedOn w:val="Normal"/>
@@ -5099,28 +5109,6 @@
     <w:rPr>
       <w:sz w:val="56"/>
       <w:szCs w:val="56"/>
-    </w:rPr>
-  </w:style>
-  <w:style w:type="paragraph" w:styleId="Heading1">
-    <w:name w:val="Heading 1"/>
-    <w:basedOn w:val="Normal"/>
-    <w:next w:val="Normal"/>
-    <w:qFormat/>
-    <w:rPr>
-      <w:color w:val="2E74B5"/>
-      <w:sz w:val="32"/>
-      <w:szCs w:val="32"/>
-    </w:rPr>
-  </w:style>
-  <w:style w:type="paragraph" w:styleId="Heading2">
-    <w:name w:val="Heading 2"/>
-    <w:basedOn w:val="Normal"/>
-    <w:next w:val="Normal"/>
-    <w:qFormat/>
-    <w:rPr>
-      <w:color w:val="2E74B5"/>
-      <w:sz w:val="26"/>
-      <w:szCs w:val="26"/>
     </w:rPr>
   </w:style>
   <w:style w:type="paragraph" w:styleId="Heading3">
@@ -5297,4 +5285,294 @@
     </w:rPr>
   </w:style>
 </w:styles>
+</file>
+
+<file path=word/theme/theme1.xml><?xml version="1.0" encoding="utf-8"?>
+<a:theme xmlns:a="http://schemas.openxmlformats.org/drawingml/2006/main" name="Office Theme">
+  <a:themeElements>
+    <a:clrScheme name="Office">
+      <a:dk1>
+        <a:sysClr val="windowText" lastClr="000000"/>
+      </a:dk1>
+      <a:lt1>
+        <a:sysClr val="window" lastClr="FFFFFF"/>
+      </a:lt1>
+      <a:dk2>
+        <a:srgbClr val="44546A"/>
+      </a:dk2>
+      <a:lt2>
+        <a:srgbClr val="E7E6E6"/>
+      </a:lt2>
+      <a:accent1>
+        <a:srgbClr val="4472C4"/>
+      </a:accent1>
+      <a:accent2>
+        <a:srgbClr val="ED7D31"/>
+      </a:accent2>
+      <a:accent3>
+        <a:srgbClr val="A5A5A5"/>
+      </a:accent3>
+      <a:accent4>
+        <a:srgbClr val="FFC000"/>
+      </a:accent4>
+      <a:accent5>
+        <a:srgbClr val="5B9BD5"/>
+      </a:accent5>
+      <a:accent6>
+        <a:srgbClr val="70AD47"/>
+      </a:accent6>
+      <a:hlink>
+        <a:srgbClr val="0563C1"/>
+      </a:hlink>
+      <a:folHlink>
+        <a:srgbClr val="954F72"/>
+      </a:folHlink>
+    </a:clrScheme>
+    <a:fontScheme name="Office">
+      <a:majorFont>
+        <a:latin typeface="Calibri Light" panose="020F0302020204030204"/>
+        <a:ea typeface=""/>
+        <a:cs typeface=""/>
+        <a:font script="Jpan" typeface="游ゴシック Light"/>
+        <a:font script="Hang" typeface="맑은 고딕"/>
+        <a:font script="Hans" typeface="等线 Light"/>
+        <a:font script="Hant" typeface="新細明體"/>
+        <a:font script="Arab" typeface="Times New Roman"/>
+        <a:font script="Hebr" typeface="Times New Roman"/>
+        <a:font script="Thai" typeface="Angsana New"/>
+        <a:font script="Ethi" typeface="Nyala"/>
+        <a:font script="Beng" typeface="Vrinda"/>
+        <a:font script="Gujr" typeface="Shruti"/>
+        <a:font script="Khmr" typeface="MoolBoran"/>
+        <a:font script="Knda" typeface="Tunga"/>
+        <a:font script="Guru" typeface="Raavi"/>
+        <a:font script="Cans" typeface="Euphemia"/>
+        <a:font script="Cher" typeface="Plantagenet Cherokee"/>
+        <a:font script="Yiii" typeface="Microsoft Yi Baiti"/>
+        <a:font script="Tibt" typeface="Microsoft Himalaya"/>
+        <a:font script="Thaa" typeface="MV Boli"/>
+        <a:font script="Deva" typeface="Mangal"/>
+        <a:font script="Telu" typeface="Gautami"/>
+        <a:font script="Taml" typeface="Latha"/>
+        <a:font script="Syrc" typeface="Estrangelo Edessa"/>
+        <a:font script="Orya" typeface="Kalinga"/>
+        <a:font script="Mlym" typeface="Kartika"/>
+        <a:font script="Laoo" typeface="DokChampa"/>
+        <a:font script="Sinh" typeface="Iskoola Pota"/>
+        <a:font script="Mong" typeface="Mongolian Baiti"/>
+        <a:font script="Viet" typeface="Times New Roman"/>
+        <a:font script="Uigh" typeface="Microsoft Uighur"/>
+        <a:font script="Geor" typeface="Sylfaen"/>
+        <a:font script="Armn" typeface="Arial"/>
+        <a:font script="Bugi" typeface="Leelawadee UI"/>
+        <a:font script="Bopo" typeface="Microsoft JhengHei"/>
+        <a:font script="Java" typeface="Javanese Text"/>
+        <a:font script="Lisu" typeface="Segoe UI"/>
+        <a:font script="Mymr" typeface="Myanmar Text"/>
+        <a:font script="Nkoo" typeface="Ebrima"/>
+        <a:font script="Olck" typeface="Nirmala UI"/>
+        <a:font script="Osma" typeface="Ebrima"/>
+        <a:font script="Phag" typeface="Phagspa"/>
+        <a:font script="Syrn" typeface="Estrangelo Edessa"/>
+        <a:font script="Syrj" typeface="Estrangelo Edessa"/>
+        <a:font script="Syre" typeface="Estrangelo Edessa"/>
+        <a:font script="Sora" typeface="Nirmala UI"/>
+        <a:font script="Tale" typeface="Microsoft Tai Le"/>
+        <a:font script="Talu" typeface="Microsoft New Tai Lue"/>
+        <a:font script="Tfng" typeface="Ebrima"/>
+      </a:majorFont>
+      <a:minorFont>
+        <a:latin typeface="Calibri" panose="020F0502020204030204"/>
+        <a:ea typeface=""/>
+        <a:cs typeface=""/>
+        <a:font script="Jpan" typeface="游明朝"/>
+        <a:font script="Hang" typeface="맑은 고딕"/>
+        <a:font script="Hans" typeface="等线"/>
+        <a:font script="Hant" typeface="新細明體"/>
+        <a:font script="Arab" typeface="Arial"/>
+        <a:font script="Hebr" typeface="Arial"/>
+        <a:font script="Thai" typeface="Cordia New"/>
+        <a:font script="Ethi" typeface="Nyala"/>
+        <a:font script="Beng" typeface="Vrinda"/>
+        <a:font script="Gujr" typeface="Shruti"/>
+        <a:font script="Khmr" typeface="DaunPenh"/>
+        <a:font script="Knda" typeface="Tunga"/>
+        <a:font script="Guru" typeface="Raavi"/>
+        <a:font script="Cans" typeface="Euphemia"/>
+        <a:font script="Cher" typeface="Plantagenet Cherokee"/>
+        <a:font script="Yiii" typeface="Microsoft Yi Baiti"/>
+        <a:font script="Tibt" typeface="Microsoft Himalaya"/>
+        <a:font script="Thaa" typeface="MV Boli"/>
+        <a:font script="Deva" typeface="Mangal"/>
+        <a:font script="Telu" typeface="Gautami"/>
+        <a:font script="Taml" typeface="Latha"/>
+        <a:font script="Syrc" typeface="Estrangelo Edessa"/>
+        <a:font script="Orya" typeface="Kalinga"/>
+        <a:font script="Mlym" typeface="Kartika"/>
+        <a:font script="Laoo" typeface="DokChampa"/>
+        <a:font script="Sinh" typeface="Iskoola Pota"/>
+        <a:font script="Mong" typeface="Mongolian Baiti"/>
+        <a:font script="Viet" typeface="Arial"/>
+        <a:font script="Uigh" typeface="Microsoft Uighur"/>
+        <a:font script="Geor" typeface="Sylfaen"/>
+        <a:font script="Armn" typeface="Arial"/>
+        <a:font script="Bugi" typeface="Leelawadee UI"/>
+        <a:font script="Bopo" typeface="Microsoft JhengHei"/>
+        <a:font script="Java" typeface="Javanese Text"/>
+        <a:font script="Lisu" typeface="Segoe UI"/>
+        <a:font script="Mymr" typeface="Myanmar Text"/>
+        <a:font script="Nkoo" typeface="Ebrima"/>
+        <a:font script="Olck" typeface="Nirmala UI"/>
+        <a:font script="Osma" typeface="Ebrima"/>
+        <a:font script="Phag" typeface="Phagspa"/>
+        <a:font script="Syrn" typeface="Estrangelo Edessa"/>
+        <a:font script="Syrj" typeface="Estrangelo Edessa"/>
+        <a:font script="Syre" typeface="Estrangelo Edessa"/>
+        <a:font script="Sora" typeface="Nirmala UI"/>
+        <a:font script="Tale" typeface="Microsoft Tai Le"/>
+        <a:font script="Talu" typeface="Microsoft New Tai Lue"/>
+        <a:font script="Tfng" typeface="Ebrima"/>
+      </a:minorFont>
+    </a:fontScheme>
+    <a:fmtScheme name="Office">
+      <a:fillStyleLst>
+        <a:solidFill>
+          <a:schemeClr val="phClr"/>
+        </a:solidFill>
+        <a:gradFill rotWithShape="true">
+          <a:gsLst>
+            <a:gs pos="0">
+              <a:schemeClr val="phClr">
+                <a:lumMod val="110000"/>
+                <a:satMod val="105000"/>
+                <a:tint val="67000"/>
+              </a:schemeClr>
+            </a:gs>
+            <a:gs pos="50000">
+              <a:schemeClr val="phClr">
+                <a:lumMod val="105000"/>
+                <a:satMod val="103000"/>
+                <a:tint val="73000"/>
+              </a:schemeClr>
+            </a:gs>
+            <a:gs pos="100000">
+              <a:schemeClr val="phClr">
+                <a:lumMod val="105000"/>
+                <a:satMod val="109000"/>
+                <a:tint val="81000"/>
+              </a:schemeClr>
+            </a:gs>
+          </a:gsLst>
+          <a:lin ang="5400000" scaled="false"/>
+        </a:gradFill>
+        <a:gradFill rotWithShape="true">
+          <a:gsLst>
+            <a:gs pos="0">
+              <a:schemeClr val="phClr">
+                <a:satMod val="103000"/>
+                <a:lumMod val="102000"/>
+                <a:tint val="94000"/>
+              </a:schemeClr>
+            </a:gs>
+            <a:gs pos="50000">
+              <a:schemeClr val="phClr">
+                <a:satMod val="110000"/>
+                <a:lumMod val="100000"/>
+                <a:shade val="100000"/>
+              </a:schemeClr>
+            </a:gs>
+            <a:gs pos="100000">
+              <a:schemeClr val="phClr">
+                <a:lumMod val="99000"/>
+                <a:satMod val="120000"/>
+                <a:shade val="78000"/>
+              </a:schemeClr>
+            </a:gs>
+          </a:gsLst>
+          <a:lin ang="5400000" scaled="false"/>
+        </a:gradFill>
+      </a:fillStyleLst>
+      <a:lnStyleLst>
+        <a:ln w="6350" cap="flat" cmpd="sng" algn="ctr">
+          <a:solidFill>
+            <a:schemeClr val="phClr"/>
+          </a:solidFill>
+          <a:prstDash val="solid"/>
+          <a:miter lim="800000"/>
+        </a:ln>
+        <a:ln w="12700" cap="flat" cmpd="sng" algn="ctr">
+          <a:solidFill>
+            <a:schemeClr val="phClr"/>
+          </a:solidFill>
+          <a:prstDash val="solid"/>
+          <a:miter lim="800000"/>
+        </a:ln>
+        <a:ln w="19050" cap="flat" cmpd="sng" algn="ctr">
+          <a:solidFill>
+            <a:schemeClr val="phClr"/>
+          </a:solidFill>
+          <a:prstDash val="solid"/>
+          <a:miter lim="800000"/>
+        </a:ln>
+      </a:lnStyleLst>
+      <a:effectStyleLst>
+        <a:effectStyle>
+          <a:effectLst/>
+        </a:effectStyle>
+        <a:effectStyle>
+          <a:effectLst/>
+        </a:effectStyle>
+        <a:effectStyle>
+          <a:effectLst>
+            <a:outerShdw blurRad="57150" dist="19050" dir="5400000" algn="ctr" rotWithShape="false">
+              <a:srgbClr val="000000">
+                <a:alpha val="63000"/>
+              </a:srgbClr>
+            </a:outerShdw>
+          </a:effectLst>
+        </a:effectStyle>
+      </a:effectStyleLst>
+      <a:bgFillStyleLst>
+        <a:solidFill>
+          <a:schemeClr val="phClr"/>
+        </a:solidFill>
+        <a:solidFill>
+          <a:schemeClr val="phClr">
+            <a:tint val="95000"/>
+            <a:satMod val="170000"/>
+          </a:schemeClr>
+        </a:solidFill>
+        <a:gradFill rotWithShape="true">
+          <a:gsLst>
+            <a:gs pos="0">
+              <a:schemeClr val="phClr">
+                <a:tint val="93000"/>
+                <a:satMod val="150000"/>
+                <a:shade val="98000"/>
+                <a:lumMod val="102000"/>
+              </a:schemeClr>
+            </a:gs>
+            <a:gs pos="50000">
+              <a:schemeClr val="phClr">
+                <a:tint val="98000"/>
+                <a:satMod val="130000"/>
+                <a:shade val="90000"/>
+                <a:lumMod val="103000"/>
+              </a:schemeClr>
+            </a:gs>
+            <a:gs pos="100000">
+              <a:schemeClr val="phClr">
+                <a:shade val="63000"/>
+                <a:satMod val="120000"/>
+              </a:schemeClr>
+            </a:gs>
+          </a:gsLst>
+          <a:lin ang="5400000" scaled="false"/>
+        </a:gradFill>
+      </a:bgFillStyleLst>
+    </a:fmtScheme>
+  </a:themeElements>
+  <a:objectDefaults/>
+  <a:extraClrSchemeLst/>
+</a:theme>
 </file>
--- a/BIOBUZZ_TeleOp_Online_Quick_Start.docx
+++ b/BIOBUZZ_TeleOp_Online_Quick_Start.docx
@@ -87,7 +87,7 @@
         </w:rPr>
         <w:t xml:space="preserve">TeleOp simulator:  </w:t>
       </w:r>
-      <w:hyperlink w:history="1" r:id="rIdq-sdwdqsrau9wg0clcbcg">
+      <w:hyperlink w:history="1" r:id="rId07iucr969qoxhptor0hpl">
         <w:r>
           <w:rPr>
             <w:rStyle w:val="Hyperlink"/>
@@ -107,7 +107,7 @@
         </w:rPr>
         <w:t xml:space="preserve">Full match (AUTO + TeleOp):  </w:t>
       </w:r>
-      <w:hyperlink w:history="1" r:id="rIdcw0bibhwkp2qnrphlvkvz">
+      <w:hyperlink w:history="1" r:id="rIdnwajisyf0ufvjuf9dzavt">
         <w:r>
           <w:rPr>
             <w:rStyle w:val="Hyperlink"/>
@@ -1055,7 +1055,27 @@
         <w:t xml:space="preserve">Button setup</w:t>
       </w:r>
       <w:r>
-        <w:t xml:space="preserve"> – start from a sample (one or two controllers), then change any button with its drop-down in the </w:t>
+        <w:t xml:space="preserve"> – start from a sample (one or two controllers), then open </w:t>
+      </w:r>
+      <w:r>
+        <w:rPr>
+          <w:b/>
+          <w:bCs/>
+        </w:rPr>
+        <w:t xml:space="preserve">Driver functions</w:t>
+      </w:r>
+      <w:r>
+        <w:t xml:space="preserve"> or </w:t>
+      </w:r>
+      <w:r>
+        <w:rPr>
+          <w:b/>
+          <w:bCs/>
+        </w:rPr>
+        <w:t xml:space="preserve">Operator functions</w:t>
+      </w:r>
+      <w:r>
+        <w:t xml:space="preserve"> in the </w:t>
       </w:r>
       <w:r>
         <w:rPr>
@@ -1065,27 +1085,7 @@
         <w:t xml:space="preserve">Live controller</w:t>
       </w:r>
       <w:r>
-        <w:t xml:space="preserve"> list – pick </w:t>
-      </w:r>
-      <w:r>
-        <w:rPr>
-          <w:b/>
-          <w:bCs/>
-        </w:rPr>
-        <w:t xml:space="preserve">Controller 1</w:t>
-      </w:r>
-      <w:r>
-        <w:t xml:space="preserve"> or </w:t>
-      </w:r>
-      <w:r>
-        <w:rPr>
-          <w:b/>
-          <w:bCs/>
-        </w:rPr>
-        <w:t xml:space="preserve">Controller 2</w:t>
-      </w:r>
-      <w:r>
-        <w:t xml:space="preserve"> at the top to show that controller (the picker then says </w:t>
+        <w:t xml:space="preserve"> and change any button with its drop-down (the picker then says </w:t>
       </w:r>
       <w:r>
         <w:rPr>
@@ -1095,7 +1095,7 @@
         <w:t xml:space="preserve">Custom</w:t>
       </w:r>
       <w:r>
-        <w:t xml:space="preserve">).</w:t>
+        <w:t xml:space="preserve">). The operator’s functions appear once a second controller is connected.</w:t>
       </w:r>
     </w:p>
     <w:p>

--- a/BIOBUZZ_TeleOp_Online_Quick_Start.docx
+++ b/BIOBUZZ_TeleOp_Online_Quick_Start.docx
@@ -87,7 +87,7 @@
         </w:rPr>
         <w:t xml:space="preserve">TeleOp simulator:  </w:t>
       </w:r>
-      <w:hyperlink w:history="1" r:id="rId07iucr969qoxhptor0hpl">
+      <w:hyperlink w:history="1" r:id="rIdbd6axn8bqe-lslvldqfsk">
         <w:r>
           <w:rPr>
             <w:rStyle w:val="Hyperlink"/>
@@ -107,7 +107,7 @@
         </w:rPr>
         <w:t xml:space="preserve">Full match (AUTO + TeleOp):  </w:t>
       </w:r>
-      <w:hyperlink w:history="1" r:id="rIdnwajisyf0ufvjuf9dzavt">
+      <w:hyperlink w:history="1" r:id="rId9meccnshhi2dncqkedje6">
         <w:r>
           <w:rPr>
             <w:rStyle w:val="Hyperlink"/>
@@ -812,7 +812,47 @@
               <w:keepNext/>
             </w:pPr>
             <w:r>
-              <w:t xml:space="preserve">Quick robots that cycle fast: collect 3, launch from their zone into their up cell, repeat – and park with about 12 s left.</w:t>
+              <w:t xml:space="preserve">Quick robots with a </w:t>
+            </w:r>
+            <w:r>
+              <w:rPr>
+                <w:b/>
+                <w:bCs/>
+              </w:rPr>
+              <w:t xml:space="preserve">Limelight 3A</w:t>
+            </w:r>
+            <w:r>
+              <w:t xml:space="preserve"> (front) and </w:t>
+            </w:r>
+            <w:r>
+              <w:rPr>
+                <w:b/>
+                <w:bCs/>
+              </w:rPr>
+              <w:t xml:space="preserve">two webcams</w:t>
+            </w:r>
+            <w:r>
+              <w:t xml:space="preserve"> (sides). They go for the biggest clumps their cameras find – POLLEN and their own NECTAR on the floor, POLLEN in </w:t>
+            </w:r>
+            <w:r>
+              <w:rPr>
+                <w:b/>
+                <w:bCs/>
+              </w:rPr>
+              <w:t xml:space="preserve">either garden</w:t>
+            </w:r>
+            <w:r>
+              <w:t xml:space="preserve"> or at the bottom of a </w:t>
+            </w:r>
+            <w:r>
+              <w:rPr>
+                <w:b/>
+                <w:bCs/>
+              </w:rPr>
+              <w:t xml:space="preserve">flower</w:t>
+            </w:r>
+            <w:r>
+              <w:t xml:space="preserve"> – and cross to your side of the field for them in TeleOp. Collect 3 or 4, launch, repeat – and park with about 12 s left.</w:t>
             </w:r>
           </w:p>
         </w:tc>
@@ -872,7 +912,34 @@
               <w:keepNext w:val="false"/>
             </w:pPr>
             <w:r>
-              <w:t xml:space="preserve">Heavy robots that get in your way: they guard the path between your robot and its launch spot, and back off rather than pin you (no G421 fouls). With only one of you, the second AI robot scores.</w:t>
+              <w:rPr>
+                <w:b/>
+                <w:bCs/>
+              </w:rPr>
+              <w:t xml:space="preserve">One robot scores</w:t>
+            </w:r>
+            <w:r>
+              <w:t xml:space="preserve"> like a Moderate robot. </w:t>
+            </w:r>
+            <w:r>
+              <w:rPr>
+                <w:b/>
+                <w:bCs/>
+              </w:rPr>
+              <w:t xml:space="preserve">The other defends:</w:t>
+            </w:r>
+            <w:r>
+              <w:t xml:space="preserve"> when your robot gets ready to launch, it drives into you and keeps pushing – a launch while it pushes misses </w:t>
+            </w:r>
+            <w:r>
+              <w:rPr>
+                <w:b/>
+                <w:bCs/>
+              </w:rPr>
+              <w:t xml:space="preserve">40–80%</w:t>
+            </w:r>
+            <w:r>
+              <w:t xml:space="preserve"> of the time, more the harder and longer it pushes. It backs off before a pin becomes a foul.</w:t>
             </w:r>
           </w:p>
         </w:tc>
@@ -932,7 +999,7 @@
               <w:keepNext w:val="false"/>
             </w:pPr>
             <w:r>
-              <w:t xml:space="preserve">Average robots that collect 2, take a moment to line up their shots and park early.</w:t>
+              <w:t xml:space="preserve">Average robots that collect 2 anywhere on the field, take a moment to line up their shots, miss about 40% of their launches, and park early.</w:t>
             </w:r>
           </w:p>
         </w:tc>

--- a/BIOBUZZ_TeleOp_Online_Quick_Start.docx
+++ b/BIOBUZZ_TeleOp_Online_Quick_Start.docx
@@ -87,7 +87,7 @@
         </w:rPr>
         <w:t xml:space="preserve">TeleOp simulator:  </w:t>
       </w:r>
-      <w:hyperlink w:history="1" r:id="rIdbd6axn8bqe-lslvldqfsk">
+      <w:hyperlink w:history="1" r:id="rIdxcphhbaeswgsoqiq1fg8u">
         <w:r>
           <w:rPr>
             <w:rStyle w:val="Hyperlink"/>
@@ -107,7 +107,7 @@
         </w:rPr>
         <w:t xml:space="preserve">Full match (AUTO + TeleOp):  </w:t>
       </w:r>
-      <w:hyperlink w:history="1" r:id="rId9meccnshhi2dncqkedje6">
+      <w:hyperlink w:history="1" r:id="rIdt6ypd7g0vqxwfwmxioqf3">
         <w:r>
           <w:rPr>
             <w:rStyle w:val="Hyperlink"/>
@@ -3275,10 +3275,10 @@
           <w:b/>
           <w:bCs/>
         </w:rPr>
-        <w:t xml:space="preserve">Top scores:</w:t>
-      </w:r>
-      <w:r>
-        <w:t xml:space="preserve"> the band across the top of the page shows the top 5 AUTO and top 5 TeleOp scores; </w:t>
+        <w:t xml:space="preserve">Top 10 scores:</w:t>
+      </w:r>
+      <w:r>
+        <w:t xml:space="preserve"> the gold card at the top right shows the top 10 AUTO and top 10 TeleOp scores, with your team outlined in green (on a phone they scroll under the header); </w:t>
       </w:r>
       <w:r>
         <w:rPr>
@@ -4654,7 +4654,7 @@
               <w:keepNext w:val="false"/>
             </w:pPr>
             <w:r>
-              <w:t xml:space="preserve">Get into your alliance’s launch zone, face the up cell (or aim the turret), and stop moving. The match events say why each shot missed.</w:t>
+              <w:t xml:space="preserve">Get into your alliance’s launch zone – along the wall behind the up cell, from your alliance-wall corner to the hive – face the up cell (or aim the turret), and stop moving. The match events say why each shot missed.</w:t>
             </w:r>
           </w:p>
         </w:tc>

--- a/BIOBUZZ_TeleOp_Online_Quick_Start.docx
+++ b/BIOBUZZ_TeleOp_Online_Quick_Start.docx
@@ -87,7 +87,7 @@
         </w:rPr>
         <w:t xml:space="preserve">TeleOp simulator:  </w:t>
       </w:r>
-      <w:hyperlink w:history="1" r:id="rIdxcphhbaeswgsoqiq1fg8u">
+      <w:hyperlink w:history="1" r:id="rIdkhrnxco-z94uh_7-scad6">
         <w:r>
           <w:rPr>
             <w:rStyle w:val="Hyperlink"/>
@@ -107,7 +107,7 @@
         </w:rPr>
         <w:t xml:space="preserve">Full match (AUTO + TeleOp):  </w:t>
       </w:r>
-      <w:hyperlink w:history="1" r:id="rIdt6ypd7g0vqxwfwmxioqf3">
+      <w:hyperlink w:history="1" r:id="rIde9n6caayyn-h1rlmi6hav">
         <w:r>
           <w:rPr>
             <w:rStyle w:val="Hyperlink"/>
@@ -3198,6 +3198,454 @@
         <w:spacing w:after="100" w:before="220"/>
       </w:pPr>
       <w:r>
+        <w:t xml:space="preserve">Hive tips</w:t>
+      </w:r>
+    </w:p>
+    <w:p>
+      <w:pPr>
+        <w:spacing w:after="120"/>
+      </w:pPr>
+      <w:r>
+        <w:t xml:space="preserve">A cell tips once </w:t>
+      </w:r>
+      <w:r>
+        <w:rPr>
+          <w:b/>
+          <w:bCs/>
+        </w:rPr>
+        <w:t xml:space="preserve">POLLEN + 1.65 × NECTAR reaches about 7.5</w:t>
+      </w:r>
+      <w:r>
+        <w:t xml:space="preserve">. The manual gives the sizes (POLLEN 2.8 in., NECTAR 3.6 in., both polyethylene balls); taking them as hollow balls, weight goes with diameter², so one NECTAR ≈ (3.6 ÷ 2.8)² ≈ 1.65 POLLEN. The threshold is set so the three known loads – 8 POLLEN, 5 NECTAR, 3 NECTAR + 3 POLLEN – just tip, and nothing smaller does. Each up cell starts AUTO with 3 NECTAR.</w:t>
+      </w:r>
+    </w:p>
+    <w:tbl>
+      <w:tblPr>
+        <w:tblW w:type="dxa" w:w="9720"/>
+        <w:tblBorders>
+          <w:top w:val="single" w:color="auto" w:sz="4"/>
+          <w:left w:val="single" w:color="auto" w:sz="4"/>
+          <w:bottom w:val="single" w:color="auto" w:sz="4"/>
+          <w:right w:val="single" w:color="auto" w:sz="4"/>
+          <w:insideH w:val="single" w:color="auto" w:sz="4"/>
+          <w:insideV w:val="single" w:color="auto" w:sz="4"/>
+        </w:tblBorders>
+      </w:tblPr>
+      <w:tblGrid>
+        <w:gridCol w:w="4860"/>
+        <w:gridCol w:w="4860"/>
+      </w:tblGrid>
+      <w:tr>
+        <w:trPr>
+          <w:cantSplit/>
+          <w:tblHeader/>
+        </w:trPr>
+        <w:tc>
+          <w:tcPr>
+            <w:tcW w:type="dxa" w:w="4860"/>
+            <w:tcBorders>
+              <w:top w:val="single" w:color="C9D2E0" w:sz="4"/>
+              <w:left w:val="single" w:color="C9D2E0" w:sz="4"/>
+              <w:bottom w:val="single" w:color="C9D2E0" w:sz="4"/>
+              <w:right w:val="single" w:color="C9D2E0" w:sz="4"/>
+            </w:tcBorders>
+            <w:shd w:fill="E8EEF7" w:color="auto" w:val="clear"/>
+            <w:tcMar>
+              <w:top w:type="dxa" w:w="70"/>
+              <w:left w:type="dxa" w:w="110"/>
+              <w:bottom w:type="dxa" w:w="70"/>
+              <w:right w:type="dxa" w:w="110"/>
+            </w:tcMar>
+          </w:tcPr>
+          <w:p>
+            <w:pPr>
+              <w:keepNext/>
+            </w:pPr>
+            <w:r>
+              <w:rPr>
+                <w:b/>
+                <w:bCs/>
+              </w:rPr>
+              <w:t xml:space="preserve">NECTAR in the cell</w:t>
+            </w:r>
+          </w:p>
+        </w:tc>
+        <w:tc>
+          <w:tcPr>
+            <w:tcW w:type="dxa" w:w="4860"/>
+            <w:tcBorders>
+              <w:top w:val="single" w:color="C9D2E0" w:sz="4"/>
+              <w:left w:val="single" w:color="C9D2E0" w:sz="4"/>
+              <w:bottom w:val="single" w:color="C9D2E0" w:sz="4"/>
+              <w:right w:val="single" w:color="C9D2E0" w:sz="4"/>
+            </w:tcBorders>
+            <w:shd w:fill="E8EEF7" w:color="auto" w:val="clear"/>
+            <w:tcMar>
+              <w:top w:type="dxa" w:w="70"/>
+              <w:left w:type="dxa" w:w="110"/>
+              <w:bottom w:type="dxa" w:w="70"/>
+              <w:right w:type="dxa" w:w="110"/>
+            </w:tcMar>
+          </w:tcPr>
+          <w:p>
+            <w:pPr>
+              <w:keepNext/>
+            </w:pPr>
+            <w:r>
+              <w:rPr>
+                <w:b/>
+                <w:bCs/>
+              </w:rPr>
+              <w:t xml:space="preserve">POLLEN it takes to tip</w:t>
+            </w:r>
+          </w:p>
+        </w:tc>
+      </w:tr>
+      <w:tr>
+        <w:trPr>
+          <w:cantSplit/>
+          <w:tblHeader w:val="off"/>
+        </w:trPr>
+        <w:tc>
+          <w:tcPr>
+            <w:tcW w:type="dxa" w:w="4860"/>
+            <w:tcBorders>
+              <w:top w:val="single" w:color="C9D2E0" w:sz="4"/>
+              <w:left w:val="single" w:color="C9D2E0" w:sz="4"/>
+              <w:bottom w:val="single" w:color="C9D2E0" w:sz="4"/>
+              <w:right w:val="single" w:color="C9D2E0" w:sz="4"/>
+            </w:tcBorders>
+            <w:tcMar>
+              <w:top w:type="dxa" w:w="70"/>
+              <w:left w:type="dxa" w:w="110"/>
+              <w:bottom w:type="dxa" w:w="70"/>
+              <w:right w:type="dxa" w:w="110"/>
+            </w:tcMar>
+          </w:tcPr>
+          <w:p>
+            <w:pPr>
+              <w:keepNext/>
+            </w:pPr>
+            <w:r>
+              <w:t xml:space="preserve">0</w:t>
+            </w:r>
+          </w:p>
+        </w:tc>
+        <w:tc>
+          <w:tcPr>
+            <w:tcW w:type="dxa" w:w="4860"/>
+            <w:tcBorders>
+              <w:top w:val="single" w:color="C9D2E0" w:sz="4"/>
+              <w:left w:val="single" w:color="C9D2E0" w:sz="4"/>
+              <w:bottom w:val="single" w:color="C9D2E0" w:sz="4"/>
+              <w:right w:val="single" w:color="C9D2E0" w:sz="4"/>
+            </w:tcBorders>
+            <w:tcMar>
+              <w:top w:type="dxa" w:w="70"/>
+              <w:left w:type="dxa" w:w="110"/>
+              <w:bottom w:type="dxa" w:w="70"/>
+              <w:right w:type="dxa" w:w="110"/>
+            </w:tcMar>
+          </w:tcPr>
+          <w:p>
+            <w:pPr>
+              <w:keepNext/>
+            </w:pPr>
+            <w:r>
+              <w:t xml:space="preserve">8</w:t>
+            </w:r>
+          </w:p>
+        </w:tc>
+      </w:tr>
+      <w:tr>
+        <w:trPr>
+          <w:cantSplit/>
+          <w:tblHeader w:val="off"/>
+        </w:trPr>
+        <w:tc>
+          <w:tcPr>
+            <w:tcW w:type="dxa" w:w="4860"/>
+            <w:tcBorders>
+              <w:top w:val="single" w:color="C9D2E0" w:sz="4"/>
+              <w:left w:val="single" w:color="C9D2E0" w:sz="4"/>
+              <w:bottom w:val="single" w:color="C9D2E0" w:sz="4"/>
+              <w:right w:val="single" w:color="C9D2E0" w:sz="4"/>
+            </w:tcBorders>
+            <w:tcMar>
+              <w:top w:type="dxa" w:w="70"/>
+              <w:left w:type="dxa" w:w="110"/>
+              <w:bottom w:type="dxa" w:w="70"/>
+              <w:right w:type="dxa" w:w="110"/>
+            </w:tcMar>
+          </w:tcPr>
+          <w:p>
+            <w:pPr>
+              <w:keepNext w:val="false"/>
+            </w:pPr>
+            <w:r>
+              <w:t xml:space="preserve">1</w:t>
+            </w:r>
+          </w:p>
+        </w:tc>
+        <w:tc>
+          <w:tcPr>
+            <w:tcW w:type="dxa" w:w="4860"/>
+            <w:tcBorders>
+              <w:top w:val="single" w:color="C9D2E0" w:sz="4"/>
+              <w:left w:val="single" w:color="C9D2E0" w:sz="4"/>
+              <w:bottom w:val="single" w:color="C9D2E0" w:sz="4"/>
+              <w:right w:val="single" w:color="C9D2E0" w:sz="4"/>
+            </w:tcBorders>
+            <w:tcMar>
+              <w:top w:type="dxa" w:w="70"/>
+              <w:left w:type="dxa" w:w="110"/>
+              <w:bottom w:type="dxa" w:w="70"/>
+              <w:right w:type="dxa" w:w="110"/>
+            </w:tcMar>
+          </w:tcPr>
+          <w:p>
+            <w:pPr>
+              <w:keepNext w:val="false"/>
+            </w:pPr>
+            <w:r>
+              <w:t xml:space="preserve">6</w:t>
+            </w:r>
+          </w:p>
+        </w:tc>
+      </w:tr>
+      <w:tr>
+        <w:trPr>
+          <w:cantSplit/>
+          <w:tblHeader w:val="off"/>
+        </w:trPr>
+        <w:tc>
+          <w:tcPr>
+            <w:tcW w:type="dxa" w:w="4860"/>
+            <w:tcBorders>
+              <w:top w:val="single" w:color="C9D2E0" w:sz="4"/>
+              <w:left w:val="single" w:color="C9D2E0" w:sz="4"/>
+              <w:bottom w:val="single" w:color="C9D2E0" w:sz="4"/>
+              <w:right w:val="single" w:color="C9D2E0" w:sz="4"/>
+            </w:tcBorders>
+            <w:tcMar>
+              <w:top w:type="dxa" w:w="70"/>
+              <w:left w:type="dxa" w:w="110"/>
+              <w:bottom w:type="dxa" w:w="70"/>
+              <w:right w:type="dxa" w:w="110"/>
+            </w:tcMar>
+          </w:tcPr>
+          <w:p>
+            <w:pPr>
+              <w:keepNext w:val="false"/>
+            </w:pPr>
+            <w:r>
+              <w:t xml:space="preserve">2</w:t>
+            </w:r>
+          </w:p>
+        </w:tc>
+        <w:tc>
+          <w:tcPr>
+            <w:tcW w:type="dxa" w:w="4860"/>
+            <w:tcBorders>
+              <w:top w:val="single" w:color="C9D2E0" w:sz="4"/>
+              <w:left w:val="single" w:color="C9D2E0" w:sz="4"/>
+              <w:bottom w:val="single" w:color="C9D2E0" w:sz="4"/>
+              <w:right w:val="single" w:color="C9D2E0" w:sz="4"/>
+            </w:tcBorders>
+            <w:tcMar>
+              <w:top w:type="dxa" w:w="70"/>
+              <w:left w:type="dxa" w:w="110"/>
+              <w:bottom w:type="dxa" w:w="70"/>
+              <w:right w:type="dxa" w:w="110"/>
+            </w:tcMar>
+          </w:tcPr>
+          <w:p>
+            <w:pPr>
+              <w:keepNext w:val="false"/>
+            </w:pPr>
+            <w:r>
+              <w:t xml:space="preserve">5</w:t>
+            </w:r>
+          </w:p>
+        </w:tc>
+      </w:tr>
+      <w:tr>
+        <w:trPr>
+          <w:cantSplit/>
+          <w:tblHeader w:val="off"/>
+        </w:trPr>
+        <w:tc>
+          <w:tcPr>
+            <w:tcW w:type="dxa" w:w="4860"/>
+            <w:tcBorders>
+              <w:top w:val="single" w:color="C9D2E0" w:sz="4"/>
+              <w:left w:val="single" w:color="C9D2E0" w:sz="4"/>
+              <w:bottom w:val="single" w:color="C9D2E0" w:sz="4"/>
+              <w:right w:val="single" w:color="C9D2E0" w:sz="4"/>
+            </w:tcBorders>
+            <w:tcMar>
+              <w:top w:type="dxa" w:w="70"/>
+              <w:left w:type="dxa" w:w="110"/>
+              <w:bottom w:type="dxa" w:w="70"/>
+              <w:right w:type="dxa" w:w="110"/>
+            </w:tcMar>
+          </w:tcPr>
+          <w:p>
+            <w:pPr>
+              <w:keepNext w:val="false"/>
+            </w:pPr>
+            <w:r>
+              <w:t xml:space="preserve">3</w:t>
+            </w:r>
+          </w:p>
+        </w:tc>
+        <w:tc>
+          <w:tcPr>
+            <w:tcW w:type="dxa" w:w="4860"/>
+            <w:tcBorders>
+              <w:top w:val="single" w:color="C9D2E0" w:sz="4"/>
+              <w:left w:val="single" w:color="C9D2E0" w:sz="4"/>
+              <w:bottom w:val="single" w:color="C9D2E0" w:sz="4"/>
+              <w:right w:val="single" w:color="C9D2E0" w:sz="4"/>
+            </w:tcBorders>
+            <w:tcMar>
+              <w:top w:type="dxa" w:w="70"/>
+              <w:left w:type="dxa" w:w="110"/>
+              <w:bottom w:type="dxa" w:w="70"/>
+              <w:right w:type="dxa" w:w="110"/>
+            </w:tcMar>
+          </w:tcPr>
+          <w:p>
+            <w:pPr>
+              <w:keepNext w:val="false"/>
+            </w:pPr>
+            <w:r>
+              <w:t xml:space="preserve">3</w:t>
+            </w:r>
+          </w:p>
+        </w:tc>
+      </w:tr>
+      <w:tr>
+        <w:trPr>
+          <w:cantSplit/>
+          <w:tblHeader w:val="off"/>
+        </w:trPr>
+        <w:tc>
+          <w:tcPr>
+            <w:tcW w:type="dxa" w:w="4860"/>
+            <w:tcBorders>
+              <w:top w:val="single" w:color="C9D2E0" w:sz="4"/>
+              <w:left w:val="single" w:color="C9D2E0" w:sz="4"/>
+              <w:bottom w:val="single" w:color="C9D2E0" w:sz="4"/>
+              <w:right w:val="single" w:color="C9D2E0" w:sz="4"/>
+            </w:tcBorders>
+            <w:tcMar>
+              <w:top w:type="dxa" w:w="70"/>
+              <w:left w:type="dxa" w:w="110"/>
+              <w:bottom w:type="dxa" w:w="70"/>
+              <w:right w:type="dxa" w:w="110"/>
+            </w:tcMar>
+          </w:tcPr>
+          <w:p>
+            <w:pPr>
+              <w:keepNext w:val="false"/>
+            </w:pPr>
+            <w:r>
+              <w:t xml:space="preserve">4</w:t>
+            </w:r>
+          </w:p>
+        </w:tc>
+        <w:tc>
+          <w:tcPr>
+            <w:tcW w:type="dxa" w:w="4860"/>
+            <w:tcBorders>
+              <w:top w:val="single" w:color="C9D2E0" w:sz="4"/>
+              <w:left w:val="single" w:color="C9D2E0" w:sz="4"/>
+              <w:bottom w:val="single" w:color="C9D2E0" w:sz="4"/>
+              <w:right w:val="single" w:color="C9D2E0" w:sz="4"/>
+            </w:tcBorders>
+            <w:tcMar>
+              <w:top w:type="dxa" w:w="70"/>
+              <w:left w:type="dxa" w:w="110"/>
+              <w:bottom w:type="dxa" w:w="70"/>
+              <w:right w:type="dxa" w:w="110"/>
+            </w:tcMar>
+          </w:tcPr>
+          <w:p>
+            <w:pPr>
+              <w:keepNext w:val="false"/>
+            </w:pPr>
+            <w:r>
+              <w:t xml:space="preserve">1</w:t>
+            </w:r>
+          </w:p>
+        </w:tc>
+      </w:tr>
+      <w:tr>
+        <w:trPr>
+          <w:cantSplit/>
+          <w:tblHeader w:val="off"/>
+        </w:trPr>
+        <w:tc>
+          <w:tcPr>
+            <w:tcW w:type="dxa" w:w="4860"/>
+            <w:tcBorders>
+              <w:top w:val="single" w:color="C9D2E0" w:sz="4"/>
+              <w:left w:val="single" w:color="C9D2E0" w:sz="4"/>
+              <w:bottom w:val="single" w:color="C9D2E0" w:sz="4"/>
+              <w:right w:val="single" w:color="C9D2E0" w:sz="4"/>
+            </w:tcBorders>
+            <w:tcMar>
+              <w:top w:type="dxa" w:w="70"/>
+              <w:left w:type="dxa" w:w="110"/>
+              <w:bottom w:type="dxa" w:w="70"/>
+              <w:right w:type="dxa" w:w="110"/>
+            </w:tcMar>
+          </w:tcPr>
+          <w:p>
+            <w:pPr>
+              <w:keepNext w:val="false"/>
+            </w:pPr>
+            <w:r>
+              <w:t xml:space="preserve">5</w:t>
+            </w:r>
+          </w:p>
+        </w:tc>
+        <w:tc>
+          <w:tcPr>
+            <w:tcW w:type="dxa" w:w="4860"/>
+            <w:tcBorders>
+              <w:top w:val="single" w:color="C9D2E0" w:sz="4"/>
+              <w:left w:val="single" w:color="C9D2E0" w:sz="4"/>
+              <w:bottom w:val="single" w:color="C9D2E0" w:sz="4"/>
+              <w:right w:val="single" w:color="C9D2E0" w:sz="4"/>
+            </w:tcBorders>
+            <w:tcMar>
+              <w:top w:type="dxa" w:w="70"/>
+              <w:left w:type="dxa" w:w="110"/>
+              <w:bottom w:type="dxa" w:w="70"/>
+              <w:right w:type="dxa" w:w="110"/>
+            </w:tcMar>
+          </w:tcPr>
+          <w:p>
+            <w:pPr>
+              <w:keepNext w:val="false"/>
+            </w:pPr>
+            <w:r>
+              <w:t xml:space="preserve">0 – 5 NECTAR tip it alone</w:t>
+            </w:r>
+          </w:p>
+        </w:tc>
+      </w:tr>
+    </w:tbl>
+    <w:p>
+      <w:pPr>
+        <w:pStyle w:val="Heading2"/>
+        <w:keepNext/>
+        <w:keepLines/>
+        <w:spacing w:after="100" w:before="220"/>
+      </w:pPr>
+      <w:r>
         <w:t xml:space="preserve">Seeing the field</w:t>
       </w:r>
     </w:p>
@@ -3275,10 +3723,50 @@
           <w:b/>
           <w:bCs/>
         </w:rPr>
-        <w:t xml:space="preserve">Top 10 scores:</w:t>
-      </w:r>
-      <w:r>
-        <w:t xml:space="preserve"> the gold card at the top right shows the top 10 AUTO and top 10 TeleOp scores, with your team outlined in green (on a phone they scroll under the header); </w:t>
+        <w:t xml:space="preserve">Top 10:</w:t>
+      </w:r>
+      <w:r>
+        <w:t xml:space="preserve"> the gold card at the top right shows only this page’s scores – on the </w:t>
+      </w:r>
+      <w:r>
+        <w:rPr>
+          <w:b/>
+          <w:bCs/>
+        </w:rPr>
+        <w:t xml:space="preserve">TeleOp</w:t>
+      </w:r>
+      <w:r>
+        <w:t xml:space="preserve"> page the top 10 TeleOp scores in two lists, </w:t>
+      </w:r>
+      <w:r>
+        <w:rPr>
+          <w:b/>
+          <w:bCs/>
+        </w:rPr>
+        <w:t xml:space="preserve">Sample code</w:t>
+      </w:r>
+      <w:r>
+        <w:t xml:space="preserve"> (a robot used the Sample TeleOp) and </w:t>
+      </w:r>
+      <w:r>
+        <w:rPr>
+          <w:b/>
+          <w:bCs/>
+        </w:rPr>
+        <w:t xml:space="preserve">Own code</w:t>
+      </w:r>
+      <w:r>
+        <w:t xml:space="preserve"> (every robot ran its uploaded TeleOp); on the </w:t>
+      </w:r>
+      <w:r>
+        <w:rPr>
+          <w:b/>
+          <w:bCs/>
+        </w:rPr>
+        <w:t xml:space="preserve">Full match</w:t>
+      </w:r>
+      <w:r>
+        <w:t xml:space="preserve"> page the top 10 full-match scores. Your team is outlined in green (on a phone they scroll under the header); </w:t>
       </w:r>
       <w:r>
         <w:rPr>
@@ -3288,7 +3776,7 @@
         <w:t xml:space="preserve">All records</w:t>
       </w:r>
       <w:r>
-        <w:t xml:space="preserve"> opens the full lists.</w:t>
+        <w:t xml:space="preserve"> opens the full lists. A solo or duo match with no opponents or AI robots, played to the end, is recorded.</w:t>
       </w:r>
     </w:p>
     <w:p>
